--- a/Lymphoid Malignancy Product User Guide.docx
+++ b/Lymphoid Malignancy Product User Guide.docx
@@ -1,12 +1,12 @@
 
 <file path=word/document.xml><?xml version="1.0" encoding="utf-8"?>
-<w:document xmlns:wpc="http://schemas.microsoft.com/office/word/2010/wordprocessingCanvas" xmlns:cx="http://schemas.microsoft.com/office/drawing/2014/chartex" xmlns:cx1="http://schemas.microsoft.com/office/drawing/2015/9/8/chartex" xmlns:cx2="http://schemas.microsoft.com/office/drawing/2015/10/21/chartex" xmlns:cx3="http://schemas.microsoft.com/office/drawing/2016/5/9/chartex" xmlns:cx4="http://schemas.microsoft.com/office/drawing/2016/5/10/chartex" xmlns:cx5="http://schemas.microsoft.com/office/drawing/2016/5/11/chartex" xmlns:cx6="http://schemas.microsoft.com/office/drawing/2016/5/12/chartex" xmlns:cx7="http://schemas.microsoft.com/office/drawing/2016/5/13/chartex" xmlns:cx8="http://schemas.microsoft.com/office/drawing/2016/5/14/chartex" xmlns:mc="http://schemas.openxmlformats.org/markup-compatibility/2006" xmlns:aink="http://schemas.microsoft.com/office/drawing/2016/ink" xmlns:am3d="http://schemas.microsoft.com/office/drawing/2017/model3d" xmlns:o="urn:schemas-microsoft-com:office:office" xmlns:oel="http://schemas.microsoft.com/office/2019/extlst" xmlns:r="http://schemas.openxmlformats.org/officeDocument/2006/relationships" xmlns:m="http://schemas.openxmlformats.org/officeDocument/2006/math" xmlns:v="urn:schemas-microsoft-com:vml" xmlns:wp14="http://schemas.microsoft.com/office/word/2010/wordprocessingDrawing" xmlns:wp="http://schemas.openxmlformats.org/drawingml/2006/wordprocessingDrawing" xmlns:w10="urn:schemas-microsoft-com:office:word" xmlns:w="http://schemas.openxmlformats.org/wordprocessingml/2006/main" xmlns:w14="http://schemas.microsoft.com/office/word/2010/wordml" xmlns:w15="http://schemas.microsoft.com/office/word/2012/wordml" xmlns:w16cex="http://schemas.microsoft.com/office/word/2018/wordml/cex" xmlns:w16cid="http://schemas.microsoft.com/office/word/2016/wordml/cid" xmlns:w16="http://schemas.microsoft.com/office/word/2018/wordml" xmlns:w16du="http://schemas.microsoft.com/office/word/2023/wordml/word16du" xmlns:w16sdtdh="http://schemas.microsoft.com/office/word/2020/wordml/sdtdatahash" xmlns:w16sdtfl="http://schemas.microsoft.com/office/word/2024/wordml/sdtformatlock" xmlns:w16se="http://schemas.microsoft.com/office/word/2015/wordml/symex" xmlns:wpg="http://schemas.microsoft.com/office/word/2010/wordprocessingGroup" xmlns:wpi="http://schemas.microsoft.com/office/word/2010/wordprocessingInk" xmlns:wne="http://schemas.microsoft.com/office/word/2006/wordml" xmlns:wps="http://schemas.microsoft.com/office/word/2010/wordprocessingShape" mc:Ignorable="w14 w15 w16se w16cid w16 w16cex w16sdtdh w16sdtfl w16du wp14">
+<w:document xmlns:ve="http://schemas.openxmlformats.org/markup-compatibility/2006" xmlns:o="urn:schemas-microsoft-com:office:office" xmlns:r="http://schemas.openxmlformats.org/officeDocument/2006/relationships" xmlns:m="http://schemas.openxmlformats.org/officeDocument/2006/math" xmlns:v="urn:schemas-microsoft-com:vml" xmlns:wp="http://schemas.openxmlformats.org/drawingml/2006/wordprocessingDrawing" xmlns:w10="urn:schemas-microsoft-com:office:word" xmlns:w="http://schemas.openxmlformats.org/wordprocessingml/2006/main" xmlns:wne="http://schemas.microsoft.com/office/word/2006/wordml">
   <w:body>
     <w:tbl>
       <w:tblPr>
         <w:tblStyle w:val="TableGrid"/>
         <w:tblW w:w="0" w:type="auto"/>
-        <w:tblLook w:val="04A0" w:firstRow="1" w:lastRow="0" w:firstColumn="1" w:lastColumn="0" w:noHBand="0" w:noVBand="1"/>
+        <w:tblLook w:val="04A0"/>
       </w:tblPr>
       <w:tblGrid>
         <w:gridCol w:w="9350"/>
@@ -69,12 +69,28 @@
           <w:bCs/>
         </w:rPr>
       </w:pPr>
-      <w:r>
-        <w:rPr>
-          <w:rFonts w:ascii="Times New Roman" w:hAnsi="Times New Roman" w:cs="Times New Roman"/>
-        </w:rPr>
-        <w:t>Jacinda Garcia</w:t>
-      </w:r>
+      <w:proofErr w:type="spellStart"/>
+      <w:r>
+        <w:rPr>
+          <w:rFonts w:ascii="Times New Roman" w:hAnsi="Times New Roman" w:cs="Times New Roman"/>
+        </w:rPr>
+        <w:t>Jayesh</w:t>
+      </w:r>
+      <w:proofErr w:type="spellEnd"/>
+      <w:r>
+        <w:rPr>
+          <w:rFonts w:ascii="Times New Roman" w:hAnsi="Times New Roman" w:cs="Times New Roman"/>
+        </w:rPr>
+        <w:t xml:space="preserve"> </w:t>
+      </w:r>
+      <w:proofErr w:type="spellStart"/>
+      <w:r>
+        <w:rPr>
+          <w:rFonts w:ascii="Times New Roman" w:hAnsi="Times New Roman" w:cs="Times New Roman"/>
+        </w:rPr>
+        <w:t>Toshniwal</w:t>
+      </w:r>
+      <w:proofErr w:type="spellEnd"/>
     </w:p>
     <w:p>
       <w:pPr>
@@ -89,36 +105,20 @@
         <w:rPr>
           <w:rFonts w:ascii="Times New Roman" w:hAnsi="Times New Roman" w:cs="Times New Roman"/>
         </w:rPr>
-        <w:t>Grand Canyon University</w:t>
-      </w:r>
-    </w:p>
-    <w:p>
-      <w:pPr>
-        <w:jc w:val="center"/>
-        <w:rPr>
-          <w:rFonts w:ascii="Times New Roman" w:hAnsi="Times New Roman" w:cs="Times New Roman"/>
-          <w:b/>
-          <w:bCs/>
-        </w:rPr>
-      </w:pPr>
-      <w:r>
-        <w:rPr>
-          <w:rFonts w:ascii="Times New Roman" w:hAnsi="Times New Roman" w:cs="Times New Roman"/>
-        </w:rPr>
-        <w:t>06/2025</w:t>
-      </w:r>
-    </w:p>
-    <w:p>
-      <w:pPr>
-        <w:rPr>
-          <w:rFonts w:ascii="Times New Roman" w:hAnsi="Times New Roman" w:cs="Times New Roman"/>
-        </w:rPr>
-      </w:pPr>
-      <w:r>
-        <w:rPr>
-          <w:rFonts w:ascii="Times New Roman" w:hAnsi="Times New Roman" w:cs="Times New Roman"/>
-        </w:rPr>
-        <w:pict w14:anchorId="532DF00E">
+        <w:t>National Institute of Technology</w:t>
+      </w:r>
+    </w:p>
+    <w:p>
+      <w:pPr>
+        <w:rPr>
+          <w:rFonts w:ascii="Times New Roman" w:hAnsi="Times New Roman" w:cs="Times New Roman"/>
+        </w:rPr>
+      </w:pPr>
+      <w:r>
+        <w:rPr>
+          <w:rFonts w:ascii="Times New Roman" w:hAnsi="Times New Roman" w:cs="Times New Roman"/>
+        </w:rPr>
+        <w:pict>
           <v:rect id="_x0000_i1025" style="width:0;height:1.5pt" o:hralign="center" o:hrstd="t" o:hr="t" fillcolor="#a0a0a0" stroked="f"/>
         </w:pict>
       </w:r>
@@ -171,7 +171,7 @@
         <w:rPr>
           <w:rFonts w:ascii="Times New Roman" w:hAnsi="Times New Roman" w:cs="Times New Roman"/>
         </w:rPr>
-        <w:pict w14:anchorId="245F3908">
+        <w:pict>
           <v:rect id="_x0000_i1026" style="width:0;height:1.5pt" o:hralign="center" o:hrstd="t" o:hr="t" fillcolor="#a0a0a0" stroked="f"/>
         </w:pict>
       </w:r>
@@ -219,21 +219,7 @@
         <w:rPr>
           <w:rFonts w:ascii="Times New Roman" w:hAnsi="Times New Roman" w:cs="Times New Roman"/>
         </w:rPr>
-        <w:t xml:space="preserve">: </w:t>
-      </w:r>
-      <w:proofErr w:type="gramStart"/>
-      <w:r>
-        <w:rPr>
-          <w:rFonts w:ascii="Times New Roman" w:hAnsi="Times New Roman" w:cs="Times New Roman"/>
-        </w:rPr>
-        <w:t>This is</w:t>
-      </w:r>
-      <w:proofErr w:type="gramEnd"/>
-      <w:r>
-        <w:rPr>
-          <w:rFonts w:ascii="Times New Roman" w:hAnsi="Times New Roman" w:cs="Times New Roman"/>
-        </w:rPr>
-        <w:t xml:space="preserve"> project is for research investigation only and should not be used to make clinical decisions.</w:t>
+        <w:t>: This is project is for research investigation only and should not be used to make clinical decisions.</w:t>
       </w:r>
     </w:p>
     <w:p>
@@ -260,7 +246,7 @@
         <w:rPr>
           <w:rFonts w:ascii="Times New Roman" w:hAnsi="Times New Roman" w:cs="Times New Roman"/>
         </w:rPr>
-        <w:pict w14:anchorId="741BA99E">
+        <w:pict>
           <v:rect id="_x0000_i1027" style="width:0;height:1.5pt" o:hralign="center" o:hrstd="t" o:hr="t" fillcolor="#a0a0a0" stroked="f"/>
         </w:pict>
       </w:r>
@@ -306,7 +292,7 @@
         <w:rPr>
           <w:rFonts w:ascii="Times New Roman" w:hAnsi="Times New Roman" w:cs="Times New Roman"/>
         </w:rPr>
-        <w:pict w14:anchorId="6446F7B3">
+        <w:pict>
           <v:rect id="_x0000_i1028" style="width:0;height:1.5pt" o:hralign="center" o:hrstd="t" o:hr="t" fillcolor="#a0a0a0" stroked="f"/>
         </w:pict>
       </w:r>
@@ -456,7 +442,6 @@
         <w:rPr>
           <w:rFonts w:ascii="Times New Roman" w:hAnsi="Times New Roman" w:cs="Times New Roman"/>
         </w:rPr>
-        <w:lastRenderedPageBreak/>
         <w:t>Downloadable PDF Reports</w:t>
       </w:r>
     </w:p>
@@ -476,6 +461,7 @@
           <w:b/>
           <w:bCs/>
         </w:rPr>
+        <w:lastRenderedPageBreak/>
         <w:t>System Requirements</w:t>
       </w:r>
     </w:p>
@@ -593,8 +579,8 @@
         <w:rPr>
           <w:rFonts w:ascii="Times New Roman" w:hAnsi="Times New Roman" w:cs="Times New Roman"/>
         </w:rPr>
-        <w:pict w14:anchorId="48855B0A">
-          <v:rect id="_x0000_i1030" style="width:0;height:1.5pt" o:hralign="center" o:hrstd="t" o:hr="t" fillcolor="#a0a0a0" stroked="f"/>
+        <w:pict>
+          <v:rect id="_x0000_i1029" style="width:0;height:1.5pt" o:hralign="center" o:hrstd="t" o:hr="t" fillcolor="#a0a0a0" stroked="f"/>
         </w:pict>
       </w:r>
     </w:p>
@@ -719,13 +705,13 @@
         </w:rPr>
         <w:lastRenderedPageBreak/>
         <w:drawing>
-          <wp:inline distT="0" distB="0" distL="0" distR="0" wp14:anchorId="69966ED0" wp14:editId="4B261194">
+          <wp:inline distT="0" distB="0" distL="0" distR="0">
             <wp:extent cx="5943600" cy="6186170"/>
             <wp:effectExtent l="0" t="0" r="0" b="5080"/>
             <wp:docPr id="9" name="Picture 8" descr="A diagram of a model&#10;&#10;AI-generated content may be incorrect.">
               <a:extLst xmlns:a="http://schemas.openxmlformats.org/drawingml/2006/main">
                 <a:ext uri="{FF2B5EF4-FFF2-40B4-BE49-F238E27FC236}">
-                  <a16:creationId xmlns:a16="http://schemas.microsoft.com/office/drawing/2014/main" id="{0F9B472C-49BE-0A91-6A30-62173AD43D2E}"/>
+                  <a16:creationId xmlns:a16="http://schemas.microsoft.com/office/drawing/2014/main" xmlns:wps="http://schemas.microsoft.com/office/word/2010/wordprocessingShape" xmlns:wpi="http://schemas.microsoft.com/office/word/2010/wordprocessingInk" xmlns:wpg="http://schemas.microsoft.com/office/word/2010/wordprocessingGroup" xmlns:w16se="http://schemas.microsoft.com/office/word/2015/wordml/symex" xmlns:w16sdtfl="http://schemas.microsoft.com/office/word/2024/wordml/sdtformatlock" xmlns:w16sdtdh="http://schemas.microsoft.com/office/word/2020/wordml/sdtdatahash" xmlns:w16du="http://schemas.microsoft.com/office/word/2023/wordml/word16du" xmlns:w16="http://schemas.microsoft.com/office/word/2018/wordml" xmlns:w16cid="http://schemas.microsoft.com/office/word/2016/wordml/cid" xmlns:w16cex="http://schemas.microsoft.com/office/word/2018/wordml/cex" xmlns:w15="http://schemas.microsoft.com/office/word/2012/wordml" xmlns:w14="http://schemas.microsoft.com/office/word/2010/wordml" xmlns:w="http://schemas.openxmlformats.org/wordprocessingml/2006/main" xmlns:w10="urn:schemas-microsoft-com:office:word" xmlns:wp14="http://schemas.microsoft.com/office/word/2010/wordprocessingDrawing" xmlns:v="urn:schemas-microsoft-com:vml" xmlns:oel="http://schemas.microsoft.com/office/2019/extlst" xmlns:o="urn:schemas-microsoft-com:office:office" xmlns:am3d="http://schemas.microsoft.com/office/drawing/2017/model3d" xmlns:aink="http://schemas.microsoft.com/office/drawing/2016/ink" xmlns:mc="http://schemas.openxmlformats.org/markup-compatibility/2006" xmlns:cx8="http://schemas.microsoft.com/office/drawing/2016/5/14/chartex" xmlns:cx7="http://schemas.microsoft.com/office/drawing/2016/5/13/chartex" xmlns:cx6="http://schemas.microsoft.com/office/drawing/2016/5/12/chartex" xmlns:cx5="http://schemas.microsoft.com/office/drawing/2016/5/11/chartex" xmlns:cx4="http://schemas.microsoft.com/office/drawing/2016/5/10/chartex" xmlns:cx3="http://schemas.microsoft.com/office/drawing/2016/5/9/chartex" xmlns:cx2="http://schemas.microsoft.com/office/drawing/2015/10/21/chartex" xmlns:cx1="http://schemas.microsoft.com/office/drawing/2015/9/8/chartex" xmlns:cx="http://schemas.microsoft.com/office/drawing/2014/chartex" xmlns:wpc="http://schemas.microsoft.com/office/word/2010/wordprocessingCanvas" xmlns="" id="{0F9B472C-49BE-0A91-6A30-62173AD43D2E}"/>
                 </a:ext>
               </a:extLst>
             </wp:docPr>
@@ -739,7 +725,7 @@
                     <pic:cNvPr id="9" name="Picture 8" descr="A diagram of a model&#10;&#10;AI-generated content may be incorrect.">
                       <a:extLst>
                         <a:ext uri="{FF2B5EF4-FFF2-40B4-BE49-F238E27FC236}">
-                          <a16:creationId xmlns:a16="http://schemas.microsoft.com/office/drawing/2014/main" id="{0F9B472C-49BE-0A91-6A30-62173AD43D2E}"/>
+                          <a16:creationId xmlns:a16="http://schemas.microsoft.com/office/drawing/2014/main" xmlns:wps="http://schemas.microsoft.com/office/word/2010/wordprocessingShape" xmlns:wpi="http://schemas.microsoft.com/office/word/2010/wordprocessingInk" xmlns:wpg="http://schemas.microsoft.com/office/word/2010/wordprocessingGroup" xmlns:w16se="http://schemas.microsoft.com/office/word/2015/wordml/symex" xmlns:w16sdtfl="http://schemas.microsoft.com/office/word/2024/wordml/sdtformatlock" xmlns:w16sdtdh="http://schemas.microsoft.com/office/word/2020/wordml/sdtdatahash" xmlns:w16du="http://schemas.microsoft.com/office/word/2023/wordml/word16du" xmlns:w16="http://schemas.microsoft.com/office/word/2018/wordml" xmlns:w16cid="http://schemas.microsoft.com/office/word/2016/wordml/cid" xmlns:w16cex="http://schemas.microsoft.com/office/word/2018/wordml/cex" xmlns:w15="http://schemas.microsoft.com/office/word/2012/wordml" xmlns:w14="http://schemas.microsoft.com/office/word/2010/wordml" xmlns:w="http://schemas.openxmlformats.org/wordprocessingml/2006/main" xmlns:w10="urn:schemas-microsoft-com:office:word" xmlns:wp14="http://schemas.microsoft.com/office/word/2010/wordprocessingDrawing" xmlns:v="urn:schemas-microsoft-com:vml" xmlns:oel="http://schemas.microsoft.com/office/2019/extlst" xmlns:o="urn:schemas-microsoft-com:office:office" xmlns:am3d="http://schemas.microsoft.com/office/drawing/2017/model3d" xmlns:aink="http://schemas.microsoft.com/office/drawing/2016/ink" xmlns:mc="http://schemas.openxmlformats.org/markup-compatibility/2006" xmlns:cx8="http://schemas.microsoft.com/office/drawing/2016/5/14/chartex" xmlns:cx7="http://schemas.microsoft.com/office/drawing/2016/5/13/chartex" xmlns:cx6="http://schemas.microsoft.com/office/drawing/2016/5/12/chartex" xmlns:cx5="http://schemas.microsoft.com/office/drawing/2016/5/11/chartex" xmlns:cx4="http://schemas.microsoft.com/office/drawing/2016/5/10/chartex" xmlns:cx3="http://schemas.microsoft.com/office/drawing/2016/5/9/chartex" xmlns:cx2="http://schemas.microsoft.com/office/drawing/2015/10/21/chartex" xmlns:cx1="http://schemas.microsoft.com/office/drawing/2015/9/8/chartex" xmlns:cx="http://schemas.microsoft.com/office/drawing/2014/chartex" xmlns:wpc="http://schemas.microsoft.com/office/word/2010/wordprocessingCanvas" xmlns="" id="{0F9B472C-49BE-0A91-6A30-62173AD43D2E}"/>
                         </a:ext>
                       </a:extLst>
                     </pic:cNvPr>
@@ -748,7 +734,7 @@
                     </pic:cNvPicPr>
                   </pic:nvPicPr>
                   <pic:blipFill>
-                    <a:blip r:embed="rId5"/>
+                    <a:blip r:embed="rId5" cstate="print"/>
                     <a:stretch>
                       <a:fillRect/>
                     </a:stretch>
@@ -838,21 +824,35 @@
         <w:rPr>
           <w:rFonts w:ascii="Times New Roman" w:hAnsi="Times New Roman" w:cs="Times New Roman"/>
         </w:rPr>
-        <w:t>, Docker, Azure (optional)</w:t>
-      </w:r>
-    </w:p>
-    <w:p>
-      <w:pPr>
-        <w:rPr>
-          <w:rFonts w:ascii="Times New Roman" w:hAnsi="Times New Roman" w:cs="Times New Roman"/>
-        </w:rPr>
-      </w:pPr>
-      <w:r>
-        <w:rPr>
-          <w:rFonts w:ascii="Times New Roman" w:hAnsi="Times New Roman" w:cs="Times New Roman"/>
-        </w:rPr>
-        <w:pict w14:anchorId="3F026FD1">
-          <v:rect id="_x0000_i1031" style="width:0;height:1.5pt" o:hralign="center" o:hrstd="t" o:hr="t" fillcolor="#a0a0a0" stroked="f"/>
+        <w:t xml:space="preserve">, </w:t>
+      </w:r>
+      <w:proofErr w:type="spellStart"/>
+      <w:r>
+        <w:rPr>
+          <w:rFonts w:ascii="Times New Roman" w:hAnsi="Times New Roman" w:cs="Times New Roman"/>
+        </w:rPr>
+        <w:t>Docker</w:t>
+      </w:r>
+      <w:proofErr w:type="spellEnd"/>
+      <w:r>
+        <w:rPr>
+          <w:rFonts w:ascii="Times New Roman" w:hAnsi="Times New Roman" w:cs="Times New Roman"/>
+        </w:rPr>
+        <w:t>, Azure (optional)</w:t>
+      </w:r>
+    </w:p>
+    <w:p>
+      <w:pPr>
+        <w:rPr>
+          <w:rFonts w:ascii="Times New Roman" w:hAnsi="Times New Roman" w:cs="Times New Roman"/>
+        </w:rPr>
+      </w:pPr>
+      <w:r>
+        <w:rPr>
+          <w:rFonts w:ascii="Times New Roman" w:hAnsi="Times New Roman" w:cs="Times New Roman"/>
+        </w:rPr>
+        <w:pict>
+          <v:rect id="_x0000_i1030" style="width:0;height:1.5pt" o:hralign="center" o:hrstd="t" o:hr="t" fillcolor="#a0a0a0" stroked="f"/>
         </w:pict>
       </w:r>
     </w:p>
@@ -883,16 +883,14 @@
           <w:b/>
           <w:bCs/>
           <w:kern w:val="0"/>
-          <w14:ligatures w14:val="none"/>
-        </w:rPr>
-      </w:pPr>
-      <w:r>
-        <w:rPr>
-          <w:rFonts w:ascii="Times New Roman" w:eastAsia="Times New Roman" w:hAnsi="Times New Roman" w:cs="Times New Roman"/>
-          <w:b/>
-          <w:bCs/>
-          <w:kern w:val="0"/>
-          <w14:ligatures w14:val="none"/>
+        </w:rPr>
+      </w:pPr>
+      <w:r>
+        <w:rPr>
+          <w:rFonts w:ascii="Times New Roman" w:eastAsia="Times New Roman" w:hAnsi="Times New Roman" w:cs="Times New Roman"/>
+          <w:b/>
+          <w:bCs/>
+          <w:kern w:val="0"/>
         </w:rPr>
         <w:t>Installation</w:t>
       </w:r>
@@ -904,16 +902,14 @@
         <w:rPr>
           <w:rFonts w:ascii="Times New Roman" w:eastAsia="Times New Roman" w:hAnsi="Times New Roman" w:cs="Times New Roman"/>
           <w:kern w:val="0"/>
-          <w14:ligatures w14:val="none"/>
-        </w:rPr>
-      </w:pPr>
-      <w:r>
-        <w:rPr>
-          <w:rFonts w:ascii="Times New Roman" w:eastAsia="Times New Roman" w:hAnsi="Times New Roman" w:cs="Times New Roman"/>
-          <w:b/>
-          <w:bCs/>
-          <w:kern w:val="0"/>
-          <w14:ligatures w14:val="none"/>
+        </w:rPr>
+      </w:pPr>
+      <w:r>
+        <w:rPr>
+          <w:rFonts w:ascii="Times New Roman" w:eastAsia="Times New Roman" w:hAnsi="Times New Roman" w:cs="Times New Roman"/>
+          <w:b/>
+          <w:bCs/>
+          <w:kern w:val="0"/>
         </w:rPr>
         <w:t>For Web App Users</w:t>
       </w:r>
@@ -928,35 +924,15 @@
         <w:rPr>
           <w:rFonts w:ascii="Times New Roman" w:eastAsia="Times New Roman" w:hAnsi="Times New Roman" w:cs="Times New Roman"/>
           <w:kern w:val="0"/>
-          <w14:ligatures w14:val="none"/>
-        </w:rPr>
-      </w:pPr>
-      <w:r>
-        <w:rPr>
-          <w:rFonts w:ascii="Times New Roman" w:eastAsia="Times New Roman" w:hAnsi="Times New Roman" w:cs="Times New Roman"/>
-          <w:kern w:val="0"/>
-          <w14:ligatures w14:val="none"/>
+        </w:rPr>
+      </w:pPr>
+      <w:r>
+        <w:rPr>
+          <w:rFonts w:ascii="Times New Roman" w:eastAsia="Times New Roman" w:hAnsi="Times New Roman" w:cs="Times New Roman"/>
+          <w:kern w:val="0"/>
         </w:rPr>
         <w:lastRenderedPageBreak/>
-        <w:t xml:space="preserve">No installation </w:t>
-      </w:r>
-      <w:proofErr w:type="gramStart"/>
-      <w:r>
-        <w:rPr>
-          <w:rFonts w:ascii="Times New Roman" w:eastAsia="Times New Roman" w:hAnsi="Times New Roman" w:cs="Times New Roman"/>
-          <w:kern w:val="0"/>
-          <w14:ligatures w14:val="none"/>
-        </w:rPr>
-        <w:t>required</w:t>
-      </w:r>
-      <w:proofErr w:type="gramEnd"/>
-      <w:r>
-        <w:rPr>
-          <w:rFonts w:ascii="Times New Roman" w:eastAsia="Times New Roman" w:hAnsi="Times New Roman" w:cs="Times New Roman"/>
-          <w:kern w:val="0"/>
-          <w14:ligatures w14:val="none"/>
-        </w:rPr>
-        <w:t>.</w:t>
+        <w:t>No installation required.</w:t>
       </w:r>
     </w:p>
     <w:p>
@@ -969,14 +945,12 @@
         <w:rPr>
           <w:rFonts w:ascii="Times New Roman" w:eastAsia="Times New Roman" w:hAnsi="Times New Roman" w:cs="Times New Roman"/>
           <w:kern w:val="0"/>
-          <w14:ligatures w14:val="none"/>
-        </w:rPr>
-      </w:pPr>
-      <w:r>
-        <w:rPr>
-          <w:rFonts w:ascii="Times New Roman" w:eastAsia="Times New Roman" w:hAnsi="Times New Roman" w:cs="Times New Roman"/>
-          <w:kern w:val="0"/>
-          <w14:ligatures w14:val="none"/>
+        </w:rPr>
+      </w:pPr>
+      <w:r>
+        <w:rPr>
+          <w:rFonts w:ascii="Times New Roman" w:eastAsia="Times New Roman" w:hAnsi="Times New Roman" w:cs="Times New Roman"/>
+          <w:kern w:val="0"/>
         </w:rPr>
         <w:t>Access the app directly via browser:</w:t>
       </w:r>
@@ -984,7 +958,6 @@
         <w:rPr>
           <w:rFonts w:ascii="Times New Roman" w:eastAsia="Times New Roman" w:hAnsi="Times New Roman" w:cs="Times New Roman"/>
           <w:kern w:val="0"/>
-          <w14:ligatures w14:val="none"/>
         </w:rPr>
         <w:br/>
         <w:t>https://lymphoid-streamlit-app.azurewebsites.net</w:t>
@@ -997,16 +970,14 @@
         <w:rPr>
           <w:rFonts w:ascii="Times New Roman" w:eastAsia="Times New Roman" w:hAnsi="Times New Roman" w:cs="Times New Roman"/>
           <w:kern w:val="0"/>
-          <w14:ligatures w14:val="none"/>
-        </w:rPr>
-      </w:pPr>
-      <w:r>
-        <w:rPr>
-          <w:rFonts w:ascii="Times New Roman" w:eastAsia="Times New Roman" w:hAnsi="Times New Roman" w:cs="Times New Roman"/>
-          <w:b/>
-          <w:bCs/>
-          <w:kern w:val="0"/>
-          <w14:ligatures w14:val="none"/>
+        </w:rPr>
+      </w:pPr>
+      <w:r>
+        <w:rPr>
+          <w:rFonts w:ascii="Times New Roman" w:eastAsia="Times New Roman" w:hAnsi="Times New Roman" w:cs="Times New Roman"/>
+          <w:b/>
+          <w:bCs/>
+          <w:kern w:val="0"/>
         </w:rPr>
         <w:t>For Local Users (Advanced)</w:t>
       </w:r>
@@ -1014,7 +985,6 @@
         <w:rPr>
           <w:rFonts w:ascii="Times New Roman" w:eastAsia="Times New Roman" w:hAnsi="Times New Roman" w:cs="Times New Roman"/>
           <w:kern w:val="0"/>
-          <w14:ligatures w14:val="none"/>
         </w:rPr>
         <w:br/>
         <w:t>To run locally:</w:t>
@@ -1030,16 +1000,14 @@
         <w:rPr>
           <w:rFonts w:ascii="Times New Roman" w:eastAsia="Times New Roman" w:hAnsi="Times New Roman" w:cs="Times New Roman"/>
           <w:kern w:val="0"/>
-          <w14:ligatures w14:val="none"/>
-        </w:rPr>
-      </w:pPr>
-      <w:r>
-        <w:rPr>
-          <w:rFonts w:ascii="Times New Roman" w:eastAsia="Times New Roman" w:hAnsi="Times New Roman" w:cs="Times New Roman"/>
-          <w:b/>
-          <w:bCs/>
-          <w:kern w:val="0"/>
-          <w14:ligatures w14:val="none"/>
+        </w:rPr>
+      </w:pPr>
+      <w:r>
+        <w:rPr>
+          <w:rFonts w:ascii="Times New Roman" w:eastAsia="Times New Roman" w:hAnsi="Times New Roman" w:cs="Times New Roman"/>
+          <w:b/>
+          <w:bCs/>
+          <w:kern w:val="0"/>
         </w:rPr>
         <w:t>Download the Repository</w:t>
       </w:r>
@@ -1054,14 +1022,12 @@
         <w:rPr>
           <w:rFonts w:ascii="Times New Roman" w:eastAsia="Times New Roman" w:hAnsi="Times New Roman" w:cs="Times New Roman"/>
           <w:kern w:val="0"/>
-          <w14:ligatures w14:val="none"/>
-        </w:rPr>
-      </w:pPr>
-      <w:r>
-        <w:rPr>
-          <w:rFonts w:ascii="Times New Roman" w:eastAsia="Times New Roman" w:hAnsi="Times New Roman" w:cs="Times New Roman"/>
-          <w:kern w:val="0"/>
-          <w14:ligatures w14:val="none"/>
+        </w:rPr>
+      </w:pPr>
+      <w:r>
+        <w:rPr>
+          <w:rFonts w:ascii="Times New Roman" w:eastAsia="Times New Roman" w:hAnsi="Times New Roman" w:cs="Times New Roman"/>
+          <w:kern w:val="0"/>
         </w:rPr>
         <w:t>Clone from GitHub:</w:t>
       </w:r>
@@ -1091,14 +1057,12 @@
         <w:rPr>
           <w:rFonts w:ascii="Times New Roman" w:eastAsia="Times New Roman" w:hAnsi="Times New Roman" w:cs="Times New Roman"/>
           <w:kern w:val="0"/>
-          <w14:ligatures w14:val="none"/>
-        </w:rPr>
-      </w:pPr>
-      <w:r>
-        <w:rPr>
-          <w:rFonts w:ascii="Times New Roman" w:eastAsia="Times New Roman" w:hAnsi="Times New Roman" w:cs="Times New Roman"/>
-          <w:kern w:val="0"/>
-          <w14:ligatures w14:val="none"/>
+        </w:rPr>
+      </w:pPr>
+      <w:r>
+        <w:rPr>
+          <w:rFonts w:ascii="Times New Roman" w:eastAsia="Times New Roman" w:hAnsi="Times New Roman" w:cs="Times New Roman"/>
+          <w:kern w:val="0"/>
         </w:rPr>
         <w:t>bash</w:t>
       </w:r>
@@ -1128,7 +1092,6 @@
         <w:rPr>
           <w:rFonts w:ascii="Times New Roman" w:eastAsia="Times New Roman" w:hAnsi="Times New Roman" w:cs="Times New Roman"/>
           <w:kern w:val="0"/>
-          <w14:ligatures w14:val="none"/>
         </w:rPr>
       </w:pPr>
       <w:proofErr w:type="spellStart"/>
@@ -1136,7 +1099,6 @@
         <w:rPr>
           <w:rFonts w:ascii="Times New Roman" w:eastAsia="Times New Roman" w:hAnsi="Times New Roman" w:cs="Times New Roman"/>
           <w:kern w:val="0"/>
-          <w14:ligatures w14:val="none"/>
         </w:rPr>
         <w:t>CopyEdit</w:t>
       </w:r>
@@ -1167,14 +1129,12 @@
         <w:rPr>
           <w:rFonts w:ascii="Times New Roman" w:eastAsia="Times New Roman" w:hAnsi="Times New Roman" w:cs="Times New Roman"/>
           <w:kern w:val="0"/>
-          <w14:ligatures w14:val="none"/>
-        </w:rPr>
-      </w:pPr>
-      <w:r>
-        <w:rPr>
-          <w:rFonts w:ascii="Times New Roman" w:eastAsia="Times New Roman" w:hAnsi="Times New Roman" w:cs="Times New Roman"/>
-          <w:kern w:val="0"/>
-          <w14:ligatures w14:val="none"/>
+        </w:rPr>
+      </w:pPr>
+      <w:r>
+        <w:rPr>
+          <w:rFonts w:ascii="Times New Roman" w:eastAsia="Times New Roman" w:hAnsi="Times New Roman" w:cs="Times New Roman"/>
+          <w:kern w:val="0"/>
         </w:rPr>
         <w:t>git clone https://github.com/yourusername/lymphoid_malignancy_platform.git</w:t>
       </w:r>
@@ -1189,16 +1149,14 @@
         <w:rPr>
           <w:rFonts w:ascii="Times New Roman" w:eastAsia="Times New Roman" w:hAnsi="Times New Roman" w:cs="Times New Roman"/>
           <w:kern w:val="0"/>
-          <w14:ligatures w14:val="none"/>
-        </w:rPr>
-      </w:pPr>
-      <w:r>
-        <w:rPr>
-          <w:rFonts w:ascii="Times New Roman" w:eastAsia="Times New Roman" w:hAnsi="Times New Roman" w:cs="Times New Roman"/>
-          <w:b/>
-          <w:bCs/>
-          <w:kern w:val="0"/>
-          <w14:ligatures w14:val="none"/>
+        </w:rPr>
+      </w:pPr>
+      <w:r>
+        <w:rPr>
+          <w:rFonts w:ascii="Times New Roman" w:eastAsia="Times New Roman" w:hAnsi="Times New Roman" w:cs="Times New Roman"/>
+          <w:b/>
+          <w:bCs/>
+          <w:kern w:val="0"/>
         </w:rPr>
         <w:t>Install Python 3.10+</w:t>
       </w:r>
@@ -1213,16 +1171,14 @@
         <w:rPr>
           <w:rFonts w:ascii="Times New Roman" w:eastAsia="Times New Roman" w:hAnsi="Times New Roman" w:cs="Times New Roman"/>
           <w:kern w:val="0"/>
-          <w14:ligatures w14:val="none"/>
-        </w:rPr>
-      </w:pPr>
-      <w:r>
-        <w:rPr>
-          <w:rFonts w:ascii="Times New Roman" w:eastAsia="Times New Roman" w:hAnsi="Times New Roman" w:cs="Times New Roman"/>
-          <w:b/>
-          <w:bCs/>
-          <w:kern w:val="0"/>
-          <w14:ligatures w14:val="none"/>
+        </w:rPr>
+      </w:pPr>
+      <w:r>
+        <w:rPr>
+          <w:rFonts w:ascii="Times New Roman" w:eastAsia="Times New Roman" w:hAnsi="Times New Roman" w:cs="Times New Roman"/>
+          <w:b/>
+          <w:bCs/>
+          <w:kern w:val="0"/>
         </w:rPr>
         <w:t>Create and Activate Virtual Environment</w:t>
       </w:r>
@@ -1252,14 +1208,12 @@
         <w:rPr>
           <w:rFonts w:ascii="Times New Roman" w:eastAsia="Times New Roman" w:hAnsi="Times New Roman" w:cs="Times New Roman"/>
           <w:kern w:val="0"/>
-          <w14:ligatures w14:val="none"/>
-        </w:rPr>
-      </w:pPr>
-      <w:r>
-        <w:rPr>
-          <w:rFonts w:ascii="Times New Roman" w:eastAsia="Times New Roman" w:hAnsi="Times New Roman" w:cs="Times New Roman"/>
-          <w:kern w:val="0"/>
-          <w14:ligatures w14:val="none"/>
+        </w:rPr>
+      </w:pPr>
+      <w:r>
+        <w:rPr>
+          <w:rFonts w:ascii="Times New Roman" w:eastAsia="Times New Roman" w:hAnsi="Times New Roman" w:cs="Times New Roman"/>
+          <w:kern w:val="0"/>
         </w:rPr>
         <w:t>bash</w:t>
       </w:r>
@@ -1289,7 +1243,6 @@
         <w:rPr>
           <w:rFonts w:ascii="Times New Roman" w:eastAsia="Times New Roman" w:hAnsi="Times New Roman" w:cs="Times New Roman"/>
           <w:kern w:val="0"/>
-          <w14:ligatures w14:val="none"/>
         </w:rPr>
       </w:pPr>
       <w:proofErr w:type="spellStart"/>
@@ -1297,7 +1250,6 @@
         <w:rPr>
           <w:rFonts w:ascii="Times New Roman" w:eastAsia="Times New Roman" w:hAnsi="Times New Roman" w:cs="Times New Roman"/>
           <w:kern w:val="0"/>
-          <w14:ligatures w14:val="none"/>
         </w:rPr>
         <w:t>CopyEdit</w:t>
       </w:r>
@@ -1328,14 +1280,12 @@
         <w:rPr>
           <w:rFonts w:ascii="Times New Roman" w:eastAsia="Times New Roman" w:hAnsi="Times New Roman" w:cs="Times New Roman"/>
           <w:kern w:val="0"/>
-          <w14:ligatures w14:val="none"/>
-        </w:rPr>
-      </w:pPr>
-      <w:r>
-        <w:rPr>
-          <w:rFonts w:ascii="Times New Roman" w:eastAsia="Times New Roman" w:hAnsi="Times New Roman" w:cs="Times New Roman"/>
-          <w:kern w:val="0"/>
-          <w14:ligatures w14:val="none"/>
+        </w:rPr>
+      </w:pPr>
+      <w:r>
+        <w:rPr>
+          <w:rFonts w:ascii="Times New Roman" w:eastAsia="Times New Roman" w:hAnsi="Times New Roman" w:cs="Times New Roman"/>
+          <w:kern w:val="0"/>
         </w:rPr>
         <w:t xml:space="preserve">python -m </w:t>
       </w:r>
@@ -1344,7 +1294,6 @@
         <w:rPr>
           <w:rFonts w:ascii="Times New Roman" w:eastAsia="Times New Roman" w:hAnsi="Times New Roman" w:cs="Times New Roman"/>
           <w:kern w:val="0"/>
-          <w14:ligatures w14:val="none"/>
         </w:rPr>
         <w:t>venv</w:t>
       </w:r>
@@ -1353,10 +1302,18 @@
         <w:rPr>
           <w:rFonts w:ascii="Times New Roman" w:eastAsia="Times New Roman" w:hAnsi="Times New Roman" w:cs="Times New Roman"/>
           <w:kern w:val="0"/>
-          <w14:ligatures w14:val="none"/>
-        </w:rPr>
-        <w:t xml:space="preserve"> env</w:t>
-      </w:r>
+        </w:rPr>
+        <w:t xml:space="preserve"> </w:t>
+      </w:r>
+      <w:proofErr w:type="spellStart"/>
+      <w:r>
+        <w:rPr>
+          <w:rFonts w:ascii="Times New Roman" w:eastAsia="Times New Roman" w:hAnsi="Times New Roman" w:cs="Times New Roman"/>
+          <w:kern w:val="0"/>
+        </w:rPr>
+        <w:t>env</w:t>
+      </w:r>
+      <w:proofErr w:type="spellEnd"/>
     </w:p>
     <w:p>
       <w:pPr>
@@ -1383,34 +1340,23 @@
         <w:rPr>
           <w:rFonts w:ascii="Times New Roman" w:eastAsia="Times New Roman" w:hAnsi="Times New Roman" w:cs="Times New Roman"/>
           <w:kern w:val="0"/>
-          <w14:ligatures w14:val="none"/>
-        </w:rPr>
-      </w:pPr>
-      <w:r>
-        <w:rPr>
-          <w:rFonts w:ascii="Times New Roman" w:eastAsia="Times New Roman" w:hAnsi="Times New Roman" w:cs="Times New Roman"/>
-          <w:kern w:val="0"/>
-          <w14:ligatures w14:val="none"/>
-        </w:rPr>
-        <w:t>source env/bin/</w:t>
-      </w:r>
+        </w:rPr>
+      </w:pPr>
       <w:proofErr w:type="gramStart"/>
       <w:r>
         <w:rPr>
           <w:rFonts w:ascii="Times New Roman" w:eastAsia="Times New Roman" w:hAnsi="Times New Roman" w:cs="Times New Roman"/>
           <w:kern w:val="0"/>
-          <w14:ligatures w14:val="none"/>
-        </w:rPr>
-        <w:t>activate  #</w:t>
+        </w:rPr>
+        <w:t>source</w:t>
       </w:r>
       <w:proofErr w:type="gramEnd"/>
       <w:r>
         <w:rPr>
           <w:rFonts w:ascii="Times New Roman" w:eastAsia="Times New Roman" w:hAnsi="Times New Roman" w:cs="Times New Roman"/>
           <w:kern w:val="0"/>
-          <w14:ligatures w14:val="none"/>
-        </w:rPr>
-        <w:t xml:space="preserve"> macOS/Linux</w:t>
+        </w:rPr>
+        <w:t xml:space="preserve"> env/bin/activate  # macOS/Linux</w:t>
       </w:r>
     </w:p>
     <w:p>
@@ -1438,26 +1384,14 @@
         <w:rPr>
           <w:rFonts w:ascii="Times New Roman" w:eastAsia="Times New Roman" w:hAnsi="Times New Roman" w:cs="Times New Roman"/>
           <w:kern w:val="0"/>
-          <w14:ligatures w14:val="none"/>
-        </w:rPr>
-      </w:pPr>
-      <w:proofErr w:type="gramStart"/>
-      <w:r>
-        <w:rPr>
-          <w:rFonts w:ascii="Times New Roman" w:eastAsia="Times New Roman" w:hAnsi="Times New Roman" w:cs="Times New Roman"/>
-          <w:kern w:val="0"/>
-          <w14:ligatures w14:val="none"/>
-        </w:rPr>
-        <w:t>.\env\Scripts\activate</w:t>
-      </w:r>
-      <w:proofErr w:type="gramEnd"/>
-      <w:r>
-        <w:rPr>
-          <w:rFonts w:ascii="Times New Roman" w:eastAsia="Times New Roman" w:hAnsi="Times New Roman" w:cs="Times New Roman"/>
-          <w:kern w:val="0"/>
-          <w14:ligatures w14:val="none"/>
-        </w:rPr>
-        <w:t xml:space="preserve">   # Windows</w:t>
+        </w:rPr>
+      </w:pPr>
+      <w:r>
+        <w:rPr>
+          <w:rFonts w:ascii="Times New Roman" w:eastAsia="Times New Roman" w:hAnsi="Times New Roman" w:cs="Times New Roman"/>
+          <w:kern w:val="0"/>
+        </w:rPr>
+        <w:t>.\env\Scripts\activate   # Windows</w:t>
       </w:r>
     </w:p>
     <w:p>
@@ -1470,16 +1404,14 @@
         <w:rPr>
           <w:rFonts w:ascii="Times New Roman" w:eastAsia="Times New Roman" w:hAnsi="Times New Roman" w:cs="Times New Roman"/>
           <w:kern w:val="0"/>
-          <w14:ligatures w14:val="none"/>
-        </w:rPr>
-      </w:pPr>
-      <w:r>
-        <w:rPr>
-          <w:rFonts w:ascii="Times New Roman" w:eastAsia="Times New Roman" w:hAnsi="Times New Roman" w:cs="Times New Roman"/>
-          <w:b/>
-          <w:bCs/>
-          <w:kern w:val="0"/>
-          <w14:ligatures w14:val="none"/>
+        </w:rPr>
+      </w:pPr>
+      <w:r>
+        <w:rPr>
+          <w:rFonts w:ascii="Times New Roman" w:eastAsia="Times New Roman" w:hAnsi="Times New Roman" w:cs="Times New Roman"/>
+          <w:b/>
+          <w:bCs/>
+          <w:kern w:val="0"/>
         </w:rPr>
         <w:t>Install Requirements</w:t>
       </w:r>
@@ -1509,14 +1441,12 @@
         <w:rPr>
           <w:rFonts w:ascii="Times New Roman" w:eastAsia="Times New Roman" w:hAnsi="Times New Roman" w:cs="Times New Roman"/>
           <w:kern w:val="0"/>
-          <w14:ligatures w14:val="none"/>
-        </w:rPr>
-      </w:pPr>
-      <w:r>
-        <w:rPr>
-          <w:rFonts w:ascii="Times New Roman" w:eastAsia="Times New Roman" w:hAnsi="Times New Roman" w:cs="Times New Roman"/>
-          <w:kern w:val="0"/>
-          <w14:ligatures w14:val="none"/>
+        </w:rPr>
+      </w:pPr>
+      <w:r>
+        <w:rPr>
+          <w:rFonts w:ascii="Times New Roman" w:eastAsia="Times New Roman" w:hAnsi="Times New Roman" w:cs="Times New Roman"/>
+          <w:kern w:val="0"/>
         </w:rPr>
         <w:t>bash</w:t>
       </w:r>
@@ -1546,7 +1476,6 @@
         <w:rPr>
           <w:rFonts w:ascii="Times New Roman" w:eastAsia="Times New Roman" w:hAnsi="Times New Roman" w:cs="Times New Roman"/>
           <w:kern w:val="0"/>
-          <w14:ligatures w14:val="none"/>
         </w:rPr>
       </w:pPr>
       <w:proofErr w:type="spellStart"/>
@@ -1554,7 +1483,6 @@
         <w:rPr>
           <w:rFonts w:ascii="Times New Roman" w:eastAsia="Times New Roman" w:hAnsi="Times New Roman" w:cs="Times New Roman"/>
           <w:kern w:val="0"/>
-          <w14:ligatures w14:val="none"/>
         </w:rPr>
         <w:t>CopyEdit</w:t>
       </w:r>
@@ -1585,14 +1513,12 @@
         <w:rPr>
           <w:rFonts w:ascii="Times New Roman" w:eastAsia="Times New Roman" w:hAnsi="Times New Roman" w:cs="Times New Roman"/>
           <w:kern w:val="0"/>
-          <w14:ligatures w14:val="none"/>
-        </w:rPr>
-      </w:pPr>
-      <w:r>
-        <w:rPr>
-          <w:rFonts w:ascii="Times New Roman" w:eastAsia="Times New Roman" w:hAnsi="Times New Roman" w:cs="Times New Roman"/>
-          <w:kern w:val="0"/>
-          <w14:ligatures w14:val="none"/>
+        </w:rPr>
+      </w:pPr>
+      <w:r>
+        <w:rPr>
+          <w:rFonts w:ascii="Times New Roman" w:eastAsia="Times New Roman" w:hAnsi="Times New Roman" w:cs="Times New Roman"/>
+          <w:kern w:val="0"/>
         </w:rPr>
         <w:t>pip install -r requirements.txt</w:t>
       </w:r>
@@ -1607,16 +1533,14 @@
         <w:rPr>
           <w:rFonts w:ascii="Times New Roman" w:eastAsia="Times New Roman" w:hAnsi="Times New Roman" w:cs="Times New Roman"/>
           <w:kern w:val="0"/>
-          <w14:ligatures w14:val="none"/>
-        </w:rPr>
-      </w:pPr>
-      <w:r>
-        <w:rPr>
-          <w:rFonts w:ascii="Times New Roman" w:eastAsia="Times New Roman" w:hAnsi="Times New Roman" w:cs="Times New Roman"/>
-          <w:b/>
-          <w:bCs/>
-          <w:kern w:val="0"/>
-          <w14:ligatures w14:val="none"/>
+        </w:rPr>
+      </w:pPr>
+      <w:r>
+        <w:rPr>
+          <w:rFonts w:ascii="Times New Roman" w:eastAsia="Times New Roman" w:hAnsi="Times New Roman" w:cs="Times New Roman"/>
+          <w:b/>
+          <w:bCs/>
+          <w:kern w:val="0"/>
         </w:rPr>
         <w:t>Run the App</w:t>
       </w:r>
@@ -1646,14 +1570,12 @@
         <w:rPr>
           <w:rFonts w:ascii="Times New Roman" w:eastAsia="Times New Roman" w:hAnsi="Times New Roman" w:cs="Times New Roman"/>
           <w:kern w:val="0"/>
-          <w14:ligatures w14:val="none"/>
-        </w:rPr>
-      </w:pPr>
-      <w:r>
-        <w:rPr>
-          <w:rFonts w:ascii="Times New Roman" w:eastAsia="Times New Roman" w:hAnsi="Times New Roman" w:cs="Times New Roman"/>
-          <w:kern w:val="0"/>
-          <w14:ligatures w14:val="none"/>
+        </w:rPr>
+      </w:pPr>
+      <w:r>
+        <w:rPr>
+          <w:rFonts w:ascii="Times New Roman" w:eastAsia="Times New Roman" w:hAnsi="Times New Roman" w:cs="Times New Roman"/>
+          <w:kern w:val="0"/>
         </w:rPr>
         <w:t>bash</w:t>
       </w:r>
@@ -1683,7 +1605,6 @@
         <w:rPr>
           <w:rFonts w:ascii="Times New Roman" w:eastAsia="Times New Roman" w:hAnsi="Times New Roman" w:cs="Times New Roman"/>
           <w:kern w:val="0"/>
-          <w14:ligatures w14:val="none"/>
         </w:rPr>
       </w:pPr>
       <w:proofErr w:type="spellStart"/>
@@ -1691,7 +1612,6 @@
         <w:rPr>
           <w:rFonts w:ascii="Times New Roman" w:eastAsia="Times New Roman" w:hAnsi="Times New Roman" w:cs="Times New Roman"/>
           <w:kern w:val="0"/>
-          <w14:ligatures w14:val="none"/>
         </w:rPr>
         <w:t>CopyEdit</w:t>
       </w:r>
@@ -1722,7 +1642,6 @@
         <w:rPr>
           <w:rFonts w:ascii="Times New Roman" w:eastAsia="Times New Roman" w:hAnsi="Times New Roman" w:cs="Times New Roman"/>
           <w:kern w:val="0"/>
-          <w14:ligatures w14:val="none"/>
         </w:rPr>
       </w:pPr>
       <w:proofErr w:type="spellStart"/>
@@ -1730,7 +1649,6 @@
         <w:rPr>
           <w:rFonts w:ascii="Times New Roman" w:eastAsia="Times New Roman" w:hAnsi="Times New Roman" w:cs="Times New Roman"/>
           <w:kern w:val="0"/>
-          <w14:ligatures w14:val="none"/>
         </w:rPr>
         <w:t>streamlit</w:t>
       </w:r>
@@ -1739,7 +1657,6 @@
         <w:rPr>
           <w:rFonts w:ascii="Times New Roman" w:eastAsia="Times New Roman" w:hAnsi="Times New Roman" w:cs="Times New Roman"/>
           <w:kern w:val="0"/>
-          <w14:ligatures w14:val="none"/>
         </w:rPr>
         <w:t xml:space="preserve"> run streamlit_app.py</w:t>
       </w:r>
@@ -1750,16 +1667,14 @@
         <w:rPr>
           <w:rFonts w:ascii="Times New Roman" w:eastAsia="Times New Roman" w:hAnsi="Times New Roman" w:cs="Times New Roman"/>
           <w:kern w:val="0"/>
-          <w14:ligatures w14:val="none"/>
-        </w:rPr>
-      </w:pPr>
-      <w:r>
-        <w:rPr>
-          <w:rFonts w:ascii="Times New Roman" w:eastAsia="Times New Roman" w:hAnsi="Times New Roman" w:cs="Times New Roman"/>
-          <w:b/>
-          <w:bCs/>
-          <w:kern w:val="0"/>
-          <w14:ligatures w14:val="none"/>
+        </w:rPr>
+      </w:pPr>
+      <w:r>
+        <w:rPr>
+          <w:rFonts w:ascii="Times New Roman" w:eastAsia="Times New Roman" w:hAnsi="Times New Roman" w:cs="Times New Roman"/>
+          <w:b/>
+          <w:bCs/>
+          <w:kern w:val="0"/>
         </w:rPr>
         <w:t>Alternatively</w:t>
       </w:r>
@@ -1767,7 +1682,6 @@
         <w:rPr>
           <w:rFonts w:ascii="Times New Roman" w:eastAsia="Times New Roman" w:hAnsi="Times New Roman" w:cs="Times New Roman"/>
           <w:kern w:val="0"/>
-          <w14:ligatures w14:val="none"/>
         </w:rPr>
         <w:t>, run the Docker container:</w:t>
       </w:r>
@@ -1796,14 +1710,12 @@
         <w:rPr>
           <w:rFonts w:ascii="Times New Roman" w:eastAsia="Times New Roman" w:hAnsi="Times New Roman" w:cs="Times New Roman"/>
           <w:kern w:val="0"/>
-          <w14:ligatures w14:val="none"/>
-        </w:rPr>
-      </w:pPr>
-      <w:r>
-        <w:rPr>
-          <w:rFonts w:ascii="Times New Roman" w:eastAsia="Times New Roman" w:hAnsi="Times New Roman" w:cs="Times New Roman"/>
-          <w:kern w:val="0"/>
-          <w14:ligatures w14:val="none"/>
+        </w:rPr>
+      </w:pPr>
+      <w:r>
+        <w:rPr>
+          <w:rFonts w:ascii="Times New Roman" w:eastAsia="Times New Roman" w:hAnsi="Times New Roman" w:cs="Times New Roman"/>
+          <w:kern w:val="0"/>
         </w:rPr>
         <w:t>bash</w:t>
       </w:r>
@@ -1832,7 +1744,6 @@
         <w:rPr>
           <w:rFonts w:ascii="Times New Roman" w:eastAsia="Times New Roman" w:hAnsi="Times New Roman" w:cs="Times New Roman"/>
           <w:kern w:val="0"/>
-          <w14:ligatures w14:val="none"/>
         </w:rPr>
       </w:pPr>
       <w:proofErr w:type="spellStart"/>
@@ -1840,7 +1751,6 @@
         <w:rPr>
           <w:rFonts w:ascii="Times New Roman" w:eastAsia="Times New Roman" w:hAnsi="Times New Roman" w:cs="Times New Roman"/>
           <w:kern w:val="0"/>
-          <w14:ligatures w14:val="none"/>
         </w:rPr>
         <w:t>CopyEdit</w:t>
       </w:r>
@@ -1870,27 +1780,24 @@
         <w:rPr>
           <w:rFonts w:ascii="Times New Roman" w:eastAsia="Times New Roman" w:hAnsi="Times New Roman" w:cs="Times New Roman"/>
           <w:kern w:val="0"/>
-          <w14:ligatures w14:val="none"/>
-        </w:rPr>
-      </w:pPr>
-      <w:r>
-        <w:rPr>
-          <w:rFonts w:ascii="Times New Roman" w:eastAsia="Times New Roman" w:hAnsi="Times New Roman" w:cs="Times New Roman"/>
-          <w:kern w:val="0"/>
-          <w14:ligatures w14:val="none"/>
-        </w:rPr>
-        <w:t>docker build -t lymphoid-</w:t>
-      </w:r>
+        </w:rPr>
+      </w:pPr>
       <w:proofErr w:type="gramStart"/>
       <w:r>
         <w:rPr>
           <w:rFonts w:ascii="Times New Roman" w:eastAsia="Times New Roman" w:hAnsi="Times New Roman" w:cs="Times New Roman"/>
           <w:kern w:val="0"/>
-          <w14:ligatures w14:val="none"/>
-        </w:rPr>
-        <w:t>app .</w:t>
+        </w:rPr>
+        <w:t>docker</w:t>
       </w:r>
       <w:proofErr w:type="gramEnd"/>
+      <w:r>
+        <w:rPr>
+          <w:rFonts w:ascii="Times New Roman" w:eastAsia="Times New Roman" w:hAnsi="Times New Roman" w:cs="Times New Roman"/>
+          <w:kern w:val="0"/>
+        </w:rPr>
+        <w:t xml:space="preserve"> build -t lymphoid-app .</w:t>
+      </w:r>
     </w:p>
     <w:p>
       <w:pPr>
@@ -1916,14 +1823,12 @@
         <w:rPr>
           <w:rFonts w:ascii="Times New Roman" w:eastAsia="Times New Roman" w:hAnsi="Times New Roman" w:cs="Times New Roman"/>
           <w:kern w:val="0"/>
-          <w14:ligatures w14:val="none"/>
-        </w:rPr>
-      </w:pPr>
-      <w:r>
-        <w:rPr>
-          <w:rFonts w:ascii="Times New Roman" w:eastAsia="Times New Roman" w:hAnsi="Times New Roman" w:cs="Times New Roman"/>
-          <w:kern w:val="0"/>
-          <w14:ligatures w14:val="none"/>
+        </w:rPr>
+      </w:pPr>
+      <w:r>
+        <w:rPr>
+          <w:rFonts w:ascii="Times New Roman" w:eastAsia="Times New Roman" w:hAnsi="Times New Roman" w:cs="Times New Roman"/>
+          <w:kern w:val="0"/>
         </w:rPr>
         <w:t>docker run -p 8501:80 lymphoid-app</w:t>
       </w:r>
@@ -1937,16 +1842,14 @@
           <w:b/>
           <w:bCs/>
           <w:kern w:val="0"/>
-          <w14:ligatures w14:val="none"/>
-        </w:rPr>
-      </w:pPr>
-      <w:r>
-        <w:rPr>
-          <w:rFonts w:ascii="Times New Roman" w:eastAsia="Times New Roman" w:hAnsi="Times New Roman" w:cs="Times New Roman"/>
-          <w:b/>
-          <w:bCs/>
-          <w:kern w:val="0"/>
-          <w14:ligatures w14:val="none"/>
+        </w:rPr>
+      </w:pPr>
+      <w:r>
+        <w:rPr>
+          <w:rFonts w:ascii="Times New Roman" w:eastAsia="Times New Roman" w:hAnsi="Times New Roman" w:cs="Times New Roman"/>
+          <w:b/>
+          <w:bCs/>
+          <w:kern w:val="0"/>
         </w:rPr>
         <w:t>Troubleshooting Install Issues</w:t>
       </w:r>
@@ -1961,7 +1864,7 @@
           <w:bottom w:w="15" w:type="dxa"/>
           <w:right w:w="15" w:type="dxa"/>
         </w:tblCellMar>
-        <w:tblLook w:val="04A0" w:firstRow="1" w:lastRow="0" w:firstColumn="1" w:lastColumn="0" w:noHBand="0" w:noVBand="1"/>
+        <w:tblLook w:val="04A0"/>
       </w:tblPr>
       <w:tblGrid>
         <w:gridCol w:w="1902"/>
@@ -1988,7 +1891,6 @@
                 <w:b/>
                 <w:bCs/>
                 <w:kern w:val="0"/>
-                <w14:ligatures w14:val="none"/>
               </w:rPr>
             </w:pPr>
             <w:r>
@@ -1997,7 +1899,6 @@
                 <w:b/>
                 <w:bCs/>
                 <w:kern w:val="0"/>
-                <w14:ligatures w14:val="none"/>
               </w:rPr>
               <w:t>Issue</w:t>
             </w:r>
@@ -2018,7 +1919,6 @@
                 <w:b/>
                 <w:bCs/>
                 <w:kern w:val="0"/>
-                <w14:ligatures w14:val="none"/>
               </w:rPr>
             </w:pPr>
             <w:r>
@@ -2027,7 +1927,6 @@
                 <w:b/>
                 <w:bCs/>
                 <w:kern w:val="0"/>
-                <w14:ligatures w14:val="none"/>
               </w:rPr>
               <w:t>Cause</w:t>
             </w:r>
@@ -2048,7 +1947,6 @@
                 <w:b/>
                 <w:bCs/>
                 <w:kern w:val="0"/>
-                <w14:ligatures w14:val="none"/>
               </w:rPr>
             </w:pPr>
             <w:r>
@@ -2057,7 +1955,6 @@
                 <w:b/>
                 <w:bCs/>
                 <w:kern w:val="0"/>
-                <w14:ligatures w14:val="none"/>
               </w:rPr>
               <w:t>Solution</w:t>
             </w:r>
@@ -2080,7 +1977,6 @@
               <w:rPr>
                 <w:rFonts w:ascii="Times New Roman" w:eastAsia="Times New Roman" w:hAnsi="Times New Roman" w:cs="Times New Roman"/>
                 <w:kern w:val="0"/>
-                <w14:ligatures w14:val="none"/>
               </w:rPr>
             </w:pPr>
             <w:proofErr w:type="spellStart"/>
@@ -2088,7 +1984,6 @@
               <w:rPr>
                 <w:rFonts w:ascii="Times New Roman" w:eastAsia="Times New Roman" w:hAnsi="Times New Roman" w:cs="Times New Roman"/>
                 <w:kern w:val="0"/>
-                <w14:ligatures w14:val="none"/>
               </w:rPr>
               <w:t>streamlit</w:t>
             </w:r>
@@ -2097,7 +1992,6 @@
               <w:rPr>
                 <w:rFonts w:ascii="Times New Roman" w:eastAsia="Times New Roman" w:hAnsi="Times New Roman" w:cs="Times New Roman"/>
                 <w:kern w:val="0"/>
-                <w14:ligatures w14:val="none"/>
               </w:rPr>
               <w:t xml:space="preserve"> not found</w:t>
             </w:r>
@@ -2115,14 +2009,12 @@
               <w:rPr>
                 <w:rFonts w:ascii="Times New Roman" w:eastAsia="Times New Roman" w:hAnsi="Times New Roman" w:cs="Times New Roman"/>
                 <w:kern w:val="0"/>
-                <w14:ligatures w14:val="none"/>
               </w:rPr>
             </w:pPr>
             <w:r>
               <w:rPr>
                 <w:rFonts w:ascii="Times New Roman" w:eastAsia="Times New Roman" w:hAnsi="Times New Roman" w:cs="Times New Roman"/>
                 <w:kern w:val="0"/>
-                <w14:ligatures w14:val="none"/>
               </w:rPr>
               <w:t>Virtual environment not activated</w:t>
             </w:r>
@@ -2140,14 +2032,12 @@
               <w:rPr>
                 <w:rFonts w:ascii="Times New Roman" w:eastAsia="Times New Roman" w:hAnsi="Times New Roman" w:cs="Times New Roman"/>
                 <w:kern w:val="0"/>
-                <w14:ligatures w14:val="none"/>
               </w:rPr>
             </w:pPr>
             <w:r>
               <w:rPr>
                 <w:rFonts w:ascii="Times New Roman" w:eastAsia="Times New Roman" w:hAnsi="Times New Roman" w:cs="Times New Roman"/>
                 <w:kern w:val="0"/>
-                <w14:ligatures w14:val="none"/>
               </w:rPr>
               <w:t>Activate environment first</w:t>
             </w:r>
@@ -2170,14 +2060,12 @@
               <w:rPr>
                 <w:rFonts w:ascii="Times New Roman" w:eastAsia="Times New Roman" w:hAnsi="Times New Roman" w:cs="Times New Roman"/>
                 <w:kern w:val="0"/>
-                <w14:ligatures w14:val="none"/>
               </w:rPr>
             </w:pPr>
             <w:r>
               <w:rPr>
                 <w:rFonts w:ascii="Times New Roman" w:eastAsia="Times New Roman" w:hAnsi="Times New Roman" w:cs="Times New Roman"/>
                 <w:kern w:val="0"/>
-                <w14:ligatures w14:val="none"/>
               </w:rPr>
               <w:lastRenderedPageBreak/>
               <w:t>Docker build fails</w:t>
@@ -2196,14 +2084,12 @@
               <w:rPr>
                 <w:rFonts w:ascii="Times New Roman" w:eastAsia="Times New Roman" w:hAnsi="Times New Roman" w:cs="Times New Roman"/>
                 <w:kern w:val="0"/>
-                <w14:ligatures w14:val="none"/>
               </w:rPr>
             </w:pPr>
             <w:r>
               <w:rPr>
                 <w:rFonts w:ascii="Times New Roman" w:eastAsia="Times New Roman" w:hAnsi="Times New Roman" w:cs="Times New Roman"/>
                 <w:kern w:val="0"/>
-                <w14:ligatures w14:val="none"/>
               </w:rPr>
               <w:t>Missing system dependencies</w:t>
             </w:r>
@@ -2221,14 +2107,12 @@
               <w:rPr>
                 <w:rFonts w:ascii="Times New Roman" w:eastAsia="Times New Roman" w:hAnsi="Times New Roman" w:cs="Times New Roman"/>
                 <w:kern w:val="0"/>
-                <w14:ligatures w14:val="none"/>
               </w:rPr>
             </w:pPr>
             <w:r>
               <w:rPr>
                 <w:rFonts w:ascii="Times New Roman" w:eastAsia="Times New Roman" w:hAnsi="Times New Roman" w:cs="Times New Roman"/>
                 <w:kern w:val="0"/>
-                <w14:ligatures w14:val="none"/>
               </w:rPr>
               <w:t>Ensure Docker is installed, try rebuilding</w:t>
             </w:r>
@@ -2251,14 +2135,12 @@
               <w:rPr>
                 <w:rFonts w:ascii="Times New Roman" w:eastAsia="Times New Roman" w:hAnsi="Times New Roman" w:cs="Times New Roman"/>
                 <w:kern w:val="0"/>
-                <w14:ligatures w14:val="none"/>
               </w:rPr>
             </w:pPr>
             <w:r>
               <w:rPr>
                 <w:rFonts w:ascii="Times New Roman" w:eastAsia="Times New Roman" w:hAnsi="Times New Roman" w:cs="Times New Roman"/>
                 <w:kern w:val="0"/>
-                <w14:ligatures w14:val="none"/>
               </w:rPr>
               <w:t>Image load error</w:t>
             </w:r>
@@ -2276,14 +2158,12 @@
               <w:rPr>
                 <w:rFonts w:ascii="Times New Roman" w:eastAsia="Times New Roman" w:hAnsi="Times New Roman" w:cs="Times New Roman"/>
                 <w:kern w:val="0"/>
-                <w14:ligatures w14:val="none"/>
               </w:rPr>
             </w:pPr>
             <w:r>
               <w:rPr>
                 <w:rFonts w:ascii="Times New Roman" w:eastAsia="Times New Roman" w:hAnsi="Times New Roman" w:cs="Times New Roman"/>
                 <w:kern w:val="0"/>
-                <w14:ligatures w14:val="none"/>
               </w:rPr>
               <w:t>Path or format issue</w:t>
             </w:r>
@@ -2301,14 +2181,12 @@
               <w:rPr>
                 <w:rFonts w:ascii="Times New Roman" w:eastAsia="Times New Roman" w:hAnsi="Times New Roman" w:cs="Times New Roman"/>
                 <w:kern w:val="0"/>
-                <w14:ligatures w14:val="none"/>
               </w:rPr>
             </w:pPr>
             <w:r>
               <w:rPr>
                 <w:rFonts w:ascii="Times New Roman" w:eastAsia="Times New Roman" w:hAnsi="Times New Roman" w:cs="Times New Roman"/>
                 <w:kern w:val="0"/>
-                <w14:ligatures w14:val="none"/>
               </w:rPr>
               <w:t>Use .jpg, .</w:t>
             </w:r>
@@ -2317,7 +2195,6 @@
               <w:rPr>
                 <w:rFonts w:ascii="Times New Roman" w:eastAsia="Times New Roman" w:hAnsi="Times New Roman" w:cs="Times New Roman"/>
                 <w:kern w:val="0"/>
-                <w14:ligatures w14:val="none"/>
               </w:rPr>
               <w:t>png</w:t>
             </w:r>
@@ -2326,7 +2203,6 @@
               <w:rPr>
                 <w:rFonts w:ascii="Times New Roman" w:eastAsia="Times New Roman" w:hAnsi="Times New Roman" w:cs="Times New Roman"/>
                 <w:kern w:val="0"/>
-                <w14:ligatures w14:val="none"/>
               </w:rPr>
               <w:t>, or .</w:t>
             </w:r>
@@ -2335,7 +2211,6 @@
               <w:rPr>
                 <w:rFonts w:ascii="Times New Roman" w:eastAsia="Times New Roman" w:hAnsi="Times New Roman" w:cs="Times New Roman"/>
                 <w:kern w:val="0"/>
-                <w14:ligatures w14:val="none"/>
               </w:rPr>
               <w:t>tif</w:t>
             </w:r>
@@ -2344,7 +2219,6 @@
               <w:rPr>
                 <w:rFonts w:ascii="Times New Roman" w:eastAsia="Times New Roman" w:hAnsi="Times New Roman" w:cs="Times New Roman"/>
                 <w:kern w:val="0"/>
-                <w14:ligatures w14:val="none"/>
               </w:rPr>
               <w:t xml:space="preserve"> format tiles only</w:t>
             </w:r>
@@ -2358,7 +2232,6 @@
         <w:rPr>
           <w:rFonts w:ascii="Times New Roman" w:eastAsia="Times New Roman" w:hAnsi="Times New Roman" w:cs="Times New Roman"/>
           <w:kern w:val="0"/>
-          <w14:ligatures w14:val="none"/>
         </w:rPr>
       </w:pPr>
     </w:p>
@@ -2371,16 +2244,14 @@
           <w:b/>
           <w:bCs/>
           <w:kern w:val="0"/>
-          <w14:ligatures w14:val="none"/>
-        </w:rPr>
-      </w:pPr>
-      <w:r>
-        <w:rPr>
-          <w:rFonts w:ascii="Times New Roman" w:eastAsia="Times New Roman" w:hAnsi="Times New Roman" w:cs="Times New Roman"/>
-          <w:b/>
-          <w:bCs/>
-          <w:kern w:val="0"/>
-          <w14:ligatures w14:val="none"/>
+        </w:rPr>
+      </w:pPr>
+      <w:r>
+        <w:rPr>
+          <w:rFonts w:ascii="Times New Roman" w:eastAsia="Times New Roman" w:hAnsi="Times New Roman" w:cs="Times New Roman"/>
+          <w:b/>
+          <w:bCs/>
+          <w:kern w:val="0"/>
         </w:rPr>
         <w:t>First-Time Setup</w:t>
       </w:r>
@@ -2394,16 +2265,14 @@
           <w:b/>
           <w:bCs/>
           <w:kern w:val="0"/>
-          <w14:ligatures w14:val="none"/>
-        </w:rPr>
-      </w:pPr>
-      <w:r>
-        <w:rPr>
-          <w:rFonts w:ascii="Times New Roman" w:eastAsia="Times New Roman" w:hAnsi="Times New Roman" w:cs="Times New Roman"/>
-          <w:b/>
-          <w:bCs/>
-          <w:kern w:val="0"/>
-          <w14:ligatures w14:val="none"/>
+        </w:rPr>
+      </w:pPr>
+      <w:r>
+        <w:rPr>
+          <w:rFonts w:ascii="Times New Roman" w:eastAsia="Times New Roman" w:hAnsi="Times New Roman" w:cs="Times New Roman"/>
+          <w:b/>
+          <w:bCs/>
+          <w:kern w:val="0"/>
         </w:rPr>
         <w:t>Loading Sample Data</w:t>
       </w:r>
@@ -2418,14 +2287,12 @@
         <w:rPr>
           <w:rFonts w:ascii="Times New Roman" w:eastAsia="Times New Roman" w:hAnsi="Times New Roman" w:cs="Times New Roman"/>
           <w:kern w:val="0"/>
-          <w14:ligatures w14:val="none"/>
-        </w:rPr>
-      </w:pPr>
-      <w:r>
-        <w:rPr>
-          <w:rFonts w:ascii="Times New Roman" w:eastAsia="Times New Roman" w:hAnsi="Times New Roman" w:cs="Times New Roman"/>
-          <w:kern w:val="0"/>
-          <w14:ligatures w14:val="none"/>
+        </w:rPr>
+      </w:pPr>
+      <w:r>
+        <w:rPr>
+          <w:rFonts w:ascii="Times New Roman" w:eastAsia="Times New Roman" w:hAnsi="Times New Roman" w:cs="Times New Roman"/>
+          <w:kern w:val="0"/>
         </w:rPr>
         <w:t xml:space="preserve">In </w:t>
       </w:r>
@@ -2435,7 +2302,6 @@
           <w:b/>
           <w:bCs/>
           <w:kern w:val="0"/>
-          <w14:ligatures w14:val="none"/>
         </w:rPr>
         <w:t>Demo Mode</w:t>
       </w:r>
@@ -2443,7 +2309,6 @@
         <w:rPr>
           <w:rFonts w:ascii="Times New Roman" w:eastAsia="Times New Roman" w:hAnsi="Times New Roman" w:cs="Times New Roman"/>
           <w:kern w:val="0"/>
-          <w14:ligatures w14:val="none"/>
         </w:rPr>
         <w:t>, built-in images will walk you through how the model works.</w:t>
       </w:r>
@@ -2458,14 +2323,12 @@
         <w:rPr>
           <w:rFonts w:ascii="Times New Roman" w:eastAsia="Times New Roman" w:hAnsi="Times New Roman" w:cs="Times New Roman"/>
           <w:kern w:val="0"/>
-          <w14:ligatures w14:val="none"/>
-        </w:rPr>
-      </w:pPr>
-      <w:r>
-        <w:rPr>
-          <w:rFonts w:ascii="Times New Roman" w:eastAsia="Times New Roman" w:hAnsi="Times New Roman" w:cs="Times New Roman"/>
-          <w:kern w:val="0"/>
-          <w14:ligatures w14:val="none"/>
+        </w:rPr>
+      </w:pPr>
+      <w:r>
+        <w:rPr>
+          <w:rFonts w:ascii="Times New Roman" w:eastAsia="Times New Roman" w:hAnsi="Times New Roman" w:cs="Times New Roman"/>
+          <w:kern w:val="0"/>
         </w:rPr>
         <w:t xml:space="preserve">In </w:t>
       </w:r>
@@ -2475,7 +2338,6 @@
           <w:b/>
           <w:bCs/>
           <w:kern w:val="0"/>
-          <w14:ligatures w14:val="none"/>
         </w:rPr>
         <w:t>Interactive Mode</w:t>
       </w:r>
@@ -2483,7 +2345,6 @@
         <w:rPr>
           <w:rFonts w:ascii="Times New Roman" w:eastAsia="Times New Roman" w:hAnsi="Times New Roman" w:cs="Times New Roman"/>
           <w:kern w:val="0"/>
-          <w14:ligatures w14:val="none"/>
         </w:rPr>
         <w:t>, you may:</w:t>
       </w:r>
@@ -2498,14 +2359,12 @@
         <w:rPr>
           <w:rFonts w:ascii="Times New Roman" w:eastAsia="Times New Roman" w:hAnsi="Times New Roman" w:cs="Times New Roman"/>
           <w:kern w:val="0"/>
-          <w14:ligatures w14:val="none"/>
-        </w:rPr>
-      </w:pPr>
-      <w:r>
-        <w:rPr>
-          <w:rFonts w:ascii="Times New Roman" w:eastAsia="Times New Roman" w:hAnsi="Times New Roman" w:cs="Times New Roman"/>
-          <w:kern w:val="0"/>
-          <w14:ligatures w14:val="none"/>
+        </w:rPr>
+      </w:pPr>
+      <w:r>
+        <w:rPr>
+          <w:rFonts w:ascii="Times New Roman" w:eastAsia="Times New Roman" w:hAnsi="Times New Roman" w:cs="Times New Roman"/>
+          <w:kern w:val="0"/>
         </w:rPr>
         <w:t>Upload .jpg, .</w:t>
       </w:r>
@@ -2514,7 +2373,6 @@
         <w:rPr>
           <w:rFonts w:ascii="Times New Roman" w:eastAsia="Times New Roman" w:hAnsi="Times New Roman" w:cs="Times New Roman"/>
           <w:kern w:val="0"/>
-          <w14:ligatures w14:val="none"/>
         </w:rPr>
         <w:t>png</w:t>
       </w:r>
@@ -2523,7 +2381,6 @@
         <w:rPr>
           <w:rFonts w:ascii="Times New Roman" w:eastAsia="Times New Roman" w:hAnsi="Times New Roman" w:cs="Times New Roman"/>
           <w:kern w:val="0"/>
-          <w14:ligatures w14:val="none"/>
         </w:rPr>
         <w:t>, or .</w:t>
       </w:r>
@@ -2532,7 +2389,6 @@
         <w:rPr>
           <w:rFonts w:ascii="Times New Roman" w:eastAsia="Times New Roman" w:hAnsi="Times New Roman" w:cs="Times New Roman"/>
           <w:kern w:val="0"/>
-          <w14:ligatures w14:val="none"/>
         </w:rPr>
         <w:t>tif</w:t>
       </w:r>
@@ -2541,7 +2397,6 @@
         <w:rPr>
           <w:rFonts w:ascii="Times New Roman" w:eastAsia="Times New Roman" w:hAnsi="Times New Roman" w:cs="Times New Roman"/>
           <w:kern w:val="0"/>
-          <w14:ligatures w14:val="none"/>
         </w:rPr>
         <w:t xml:space="preserve"> files</w:t>
       </w:r>
@@ -2556,14 +2411,12 @@
         <w:rPr>
           <w:rFonts w:ascii="Times New Roman" w:eastAsia="Times New Roman" w:hAnsi="Times New Roman" w:cs="Times New Roman"/>
           <w:kern w:val="0"/>
-          <w14:ligatures w14:val="none"/>
-        </w:rPr>
-      </w:pPr>
-      <w:r>
-        <w:rPr>
-          <w:rFonts w:ascii="Times New Roman" w:eastAsia="Times New Roman" w:hAnsi="Times New Roman" w:cs="Times New Roman"/>
-          <w:kern w:val="0"/>
-          <w14:ligatures w14:val="none"/>
+        </w:rPr>
+      </w:pPr>
+      <w:r>
+        <w:rPr>
+          <w:rFonts w:ascii="Times New Roman" w:eastAsia="Times New Roman" w:hAnsi="Times New Roman" w:cs="Times New Roman"/>
+          <w:kern w:val="0"/>
         </w:rPr>
         <w:t>Paste a public image URL</w:t>
       </w:r>
@@ -2577,16 +2430,14 @@
           <w:b/>
           <w:bCs/>
           <w:kern w:val="0"/>
-          <w14:ligatures w14:val="none"/>
-        </w:rPr>
-      </w:pPr>
-      <w:r>
-        <w:rPr>
-          <w:rFonts w:ascii="Times New Roman" w:eastAsia="Times New Roman" w:hAnsi="Times New Roman" w:cs="Times New Roman"/>
-          <w:b/>
-          <w:bCs/>
-          <w:kern w:val="0"/>
-          <w14:ligatures w14:val="none"/>
+        </w:rPr>
+      </w:pPr>
+      <w:r>
+        <w:rPr>
+          <w:rFonts w:ascii="Times New Roman" w:eastAsia="Times New Roman" w:hAnsi="Times New Roman" w:cs="Times New Roman"/>
+          <w:b/>
+          <w:bCs/>
+          <w:kern w:val="0"/>
         </w:rPr>
         <w:t>Navigating the Interface</w:t>
       </w:r>
@@ -2601,14 +2452,12 @@
         <w:rPr>
           <w:rFonts w:ascii="Times New Roman" w:eastAsia="Times New Roman" w:hAnsi="Times New Roman" w:cs="Times New Roman"/>
           <w:kern w:val="0"/>
-          <w14:ligatures w14:val="none"/>
-        </w:rPr>
-      </w:pPr>
-      <w:r>
-        <w:rPr>
-          <w:rFonts w:ascii="Times New Roman" w:eastAsia="Times New Roman" w:hAnsi="Times New Roman" w:cs="Times New Roman"/>
-          <w:kern w:val="0"/>
-          <w14:ligatures w14:val="none"/>
+        </w:rPr>
+      </w:pPr>
+      <w:r>
+        <w:rPr>
+          <w:rFonts w:ascii="Times New Roman" w:eastAsia="Times New Roman" w:hAnsi="Times New Roman" w:cs="Times New Roman"/>
+          <w:kern w:val="0"/>
         </w:rPr>
         <w:t>Use tabs across the top:</w:t>
       </w:r>
@@ -2623,14 +2472,12 @@
         <w:rPr>
           <w:rFonts w:ascii="Times New Roman" w:eastAsia="Times New Roman" w:hAnsi="Times New Roman" w:cs="Times New Roman"/>
           <w:kern w:val="0"/>
-          <w14:ligatures w14:val="none"/>
-        </w:rPr>
-      </w:pPr>
-      <w:r>
-        <w:rPr>
-          <w:rFonts w:ascii="Times New Roman" w:eastAsia="Times New Roman" w:hAnsi="Times New Roman" w:cs="Times New Roman"/>
-          <w:kern w:val="0"/>
-          <w14:ligatures w14:val="none"/>
+        </w:rPr>
+      </w:pPr>
+      <w:r>
+        <w:rPr>
+          <w:rFonts w:ascii="Times New Roman" w:eastAsia="Times New Roman" w:hAnsi="Times New Roman" w:cs="Times New Roman"/>
+          <w:kern w:val="0"/>
         </w:rPr>
         <w:t>Demo Mode: Training pipeline walkthrough</w:t>
       </w:r>
@@ -2645,14 +2492,12 @@
         <w:rPr>
           <w:rFonts w:ascii="Times New Roman" w:eastAsia="Times New Roman" w:hAnsi="Times New Roman" w:cs="Times New Roman"/>
           <w:kern w:val="0"/>
-          <w14:ligatures w14:val="none"/>
-        </w:rPr>
-      </w:pPr>
-      <w:r>
-        <w:rPr>
-          <w:rFonts w:ascii="Times New Roman" w:eastAsia="Times New Roman" w:hAnsi="Times New Roman" w:cs="Times New Roman"/>
-          <w:kern w:val="0"/>
-          <w14:ligatures w14:val="none"/>
+        </w:rPr>
+      </w:pPr>
+      <w:r>
+        <w:rPr>
+          <w:rFonts w:ascii="Times New Roman" w:eastAsia="Times New Roman" w:hAnsi="Times New Roman" w:cs="Times New Roman"/>
+          <w:kern w:val="0"/>
         </w:rPr>
         <w:t>Interactive Mode: Upload, classify, visualize, and download reports</w:t>
       </w:r>
@@ -2667,14 +2512,12 @@
         <w:rPr>
           <w:rFonts w:ascii="Times New Roman" w:eastAsia="Times New Roman" w:hAnsi="Times New Roman" w:cs="Times New Roman"/>
           <w:kern w:val="0"/>
-          <w14:ligatures w14:val="none"/>
-        </w:rPr>
-      </w:pPr>
-      <w:r>
-        <w:rPr>
-          <w:rFonts w:ascii="Times New Roman" w:eastAsia="Times New Roman" w:hAnsi="Times New Roman" w:cs="Times New Roman"/>
-          <w:kern w:val="0"/>
-          <w14:ligatures w14:val="none"/>
+        </w:rPr>
+      </w:pPr>
+      <w:r>
+        <w:rPr>
+          <w:rFonts w:ascii="Times New Roman" w:eastAsia="Times New Roman" w:hAnsi="Times New Roman" w:cs="Times New Roman"/>
+          <w:kern w:val="0"/>
         </w:rPr>
         <w:t>Help: Usage instructions, tips, and accessibility info</w:t>
       </w:r>
@@ -2688,16 +2531,14 @@
           <w:b/>
           <w:bCs/>
           <w:kern w:val="0"/>
-          <w14:ligatures w14:val="none"/>
-        </w:rPr>
-      </w:pPr>
-      <w:r>
-        <w:rPr>
-          <w:rFonts w:ascii="Times New Roman" w:eastAsia="Times New Roman" w:hAnsi="Times New Roman" w:cs="Times New Roman"/>
-          <w:b/>
-          <w:bCs/>
-          <w:kern w:val="0"/>
-          <w14:ligatures w14:val="none"/>
+        </w:rPr>
+      </w:pPr>
+      <w:r>
+        <w:rPr>
+          <w:rFonts w:ascii="Times New Roman" w:eastAsia="Times New Roman" w:hAnsi="Times New Roman" w:cs="Times New Roman"/>
+          <w:b/>
+          <w:bCs/>
+          <w:kern w:val="0"/>
         </w:rPr>
         <w:t xml:space="preserve"> Accessibility Settings</w:t>
       </w:r>
@@ -2712,14 +2553,12 @@
         <w:rPr>
           <w:rFonts w:ascii="Times New Roman" w:eastAsia="Times New Roman" w:hAnsi="Times New Roman" w:cs="Times New Roman"/>
           <w:kern w:val="0"/>
-          <w14:ligatures w14:val="none"/>
-        </w:rPr>
-      </w:pPr>
-      <w:r>
-        <w:rPr>
-          <w:rFonts w:ascii="Times New Roman" w:eastAsia="Times New Roman" w:hAnsi="Times New Roman" w:cs="Times New Roman"/>
-          <w:kern w:val="0"/>
-          <w14:ligatures w14:val="none"/>
+        </w:rPr>
+      </w:pPr>
+      <w:r>
+        <w:rPr>
+          <w:rFonts w:ascii="Times New Roman" w:eastAsia="Times New Roman" w:hAnsi="Times New Roman" w:cs="Times New Roman"/>
+          <w:kern w:val="0"/>
         </w:rPr>
         <w:t>In the sidebar:</w:t>
       </w:r>
@@ -2734,14 +2573,12 @@
         <w:rPr>
           <w:rFonts w:ascii="Times New Roman" w:eastAsia="Times New Roman" w:hAnsi="Times New Roman" w:cs="Times New Roman"/>
           <w:kern w:val="0"/>
-          <w14:ligatures w14:val="none"/>
-        </w:rPr>
-      </w:pPr>
-      <w:r>
-        <w:rPr>
-          <w:rFonts w:ascii="Times New Roman" w:eastAsia="Times New Roman" w:hAnsi="Times New Roman" w:cs="Times New Roman"/>
-          <w:kern w:val="0"/>
-          <w14:ligatures w14:val="none"/>
+        </w:rPr>
+      </w:pPr>
+      <w:r>
+        <w:rPr>
+          <w:rFonts w:ascii="Times New Roman" w:eastAsia="Times New Roman" w:hAnsi="Times New Roman" w:cs="Times New Roman"/>
+          <w:kern w:val="0"/>
         </w:rPr>
         <w:t>Toggle “High-contrast mode” for better visibility</w:t>
       </w:r>
@@ -2756,14 +2593,12 @@
         <w:rPr>
           <w:rFonts w:ascii="Times New Roman" w:eastAsia="Times New Roman" w:hAnsi="Times New Roman" w:cs="Times New Roman"/>
           <w:kern w:val="0"/>
-          <w14:ligatures w14:val="none"/>
-        </w:rPr>
-      </w:pPr>
-      <w:r>
-        <w:rPr>
-          <w:rFonts w:ascii="Times New Roman" w:eastAsia="Times New Roman" w:hAnsi="Times New Roman" w:cs="Times New Roman"/>
-          <w:kern w:val="0"/>
-          <w14:ligatures w14:val="none"/>
+        </w:rPr>
+      </w:pPr>
+      <w:r>
+        <w:rPr>
+          <w:rFonts w:ascii="Times New Roman" w:eastAsia="Times New Roman" w:hAnsi="Times New Roman" w:cs="Times New Roman"/>
+          <w:kern w:val="0"/>
         </w:rPr>
         <w:t>System reports whether it's running on GPU or CPU</w:t>
       </w:r>
@@ -2787,8 +2622,8 @@
         <w:rPr>
           <w:rFonts w:ascii="Times New Roman" w:hAnsi="Times New Roman" w:cs="Times New Roman"/>
         </w:rPr>
-        <w:pict w14:anchorId="5B886EF4">
-          <v:rect id="_x0000_i1032" style="width:0;height:1.5pt" o:hralign="center" o:hrstd="t" o:hr="t" fillcolor="#a0a0a0" stroked="f"/>
+        <w:pict>
+          <v:rect id="_x0000_i1031" style="width:0;height:1.5pt" o:hralign="center" o:hrstd="t" o:hr="t" fillcolor="#a0a0a0" stroked="f"/>
         </w:pict>
       </w:r>
     </w:p>
@@ -2840,7 +2675,7 @@
         </w:rPr>
         <w:lastRenderedPageBreak/>
         <w:drawing>
-          <wp:inline distT="0" distB="0" distL="0" distR="0" wp14:anchorId="0E7D49D0" wp14:editId="77856B61">
+          <wp:inline distT="0" distB="0" distL="0" distR="0">
             <wp:extent cx="5943600" cy="8020685"/>
             <wp:effectExtent l="0" t="0" r="0" b="0"/>
             <wp:docPr id="2006227240" name="Picture 1" descr="A screenshot of a diagram&#10;&#10;AI-generated content may be incorrect."/>
@@ -2855,7 +2690,7 @@
                     <pic:cNvPicPr/>
                   </pic:nvPicPr>
                   <pic:blipFill>
-                    <a:blip r:embed="rId6"/>
+                    <a:blip r:embed="rId6" cstate="print"/>
                     <a:stretch>
                       <a:fillRect/>
                     </a:stretch>
@@ -3031,8 +2866,8 @@
         <w:rPr>
           <w:rFonts w:ascii="Times New Roman" w:hAnsi="Times New Roman" w:cs="Times New Roman"/>
         </w:rPr>
-        <w:pict w14:anchorId="1C15722A">
-          <v:rect id="_x0000_i1033" style="width:0;height:1.5pt" o:hralign="center" o:hrstd="t" o:hr="t" fillcolor="#a0a0a0" stroked="f"/>
+        <w:pict>
+          <v:rect id="_x0000_i1032" style="width:0;height:1.5pt" o:hralign="center" o:hrstd="t" o:hr="t" fillcolor="#a0a0a0" stroked="f"/>
         </w:pict>
       </w:r>
     </w:p>
@@ -3069,7 +2904,7 @@
           <w:noProof/>
         </w:rPr>
         <w:drawing>
-          <wp:inline distT="0" distB="0" distL="0" distR="0" wp14:anchorId="547558A1" wp14:editId="34D60403">
+          <wp:inline distT="0" distB="0" distL="0" distR="0">
             <wp:extent cx="5943600" cy="4321175"/>
             <wp:effectExtent l="0" t="0" r="0" b="3175"/>
             <wp:docPr id="902560712" name="Picture 1" descr="A screenshot of a computer&#10;&#10;AI-generated content may be incorrect."/>
@@ -3084,7 +2919,7 @@
                     <pic:cNvPicPr/>
                   </pic:nvPicPr>
                   <pic:blipFill>
-                    <a:blip r:embed="rId7"/>
+                    <a:blip r:embed="rId7" cstate="print"/>
                     <a:stretch>
                       <a:fillRect/>
                     </a:stretch>
@@ -3432,7 +3267,7 @@
           <w:noProof/>
         </w:rPr>
         <w:drawing>
-          <wp:inline distT="0" distB="0" distL="0" distR="0" wp14:anchorId="1164B3AB" wp14:editId="5F4D7306">
+          <wp:inline distT="0" distB="0" distL="0" distR="0">
             <wp:extent cx="5943600" cy="3246755"/>
             <wp:effectExtent l="0" t="0" r="0" b="0"/>
             <wp:docPr id="1862887536" name="Picture 1" descr="A screenshot of a computer&#10;&#10;AI-generated content may be incorrect."/>
@@ -3447,7 +3282,7 @@
                     <pic:cNvPicPr/>
                   </pic:nvPicPr>
                   <pic:blipFill>
-                    <a:blip r:embed="rId8"/>
+                    <a:blip r:embed="rId8" cstate="print"/>
                     <a:stretch>
                       <a:fillRect/>
                     </a:stretch>
@@ -3513,7 +3348,7 @@
           <w:noProof/>
         </w:rPr>
         <w:drawing>
-          <wp:inline distT="0" distB="0" distL="0" distR="0" wp14:anchorId="39428718" wp14:editId="48457C5C">
+          <wp:inline distT="0" distB="0" distL="0" distR="0">
             <wp:extent cx="1981477" cy="419158"/>
             <wp:effectExtent l="0" t="0" r="0" b="0"/>
             <wp:docPr id="1689649581" name="Picture 1"/>
@@ -3528,7 +3363,7 @@
                     <pic:cNvPicPr/>
                   </pic:nvPicPr>
                   <pic:blipFill>
-                    <a:blip r:embed="rId9"/>
+                    <a:blip r:embed="rId9" cstate="print"/>
                     <a:stretch>
                       <a:fillRect/>
                     </a:stretch>
@@ -3658,8 +3493,8 @@
         <w:rPr>
           <w:rFonts w:ascii="Times New Roman" w:hAnsi="Times New Roman" w:cs="Times New Roman"/>
         </w:rPr>
-        <w:pict w14:anchorId="7DC981D5">
-          <v:rect id="_x0000_i1034" style="width:0;height:1.5pt" o:hralign="center" o:hrstd="t" o:hr="t" fillcolor="#a0a0a0" stroked="f"/>
+        <w:pict>
+          <v:rect id="_x0000_i1033" style="width:0;height:1.5pt" o:hralign="center" o:hrstd="t" o:hr="t" fillcolor="#a0a0a0" stroked="f"/>
         </w:pict>
       </w:r>
     </w:p>
@@ -3685,12 +3520,12 @@
       <w:tblPr>
         <w:tblStyle w:val="TableGridLight1"/>
         <w:tblW w:w="0" w:type="auto"/>
-        <w:tblLook w:val="04A0" w:firstRow="1" w:lastRow="0" w:firstColumn="1" w:lastColumn="0" w:noHBand="0" w:noVBand="1"/>
+        <w:tblLook w:val="04A0"/>
       </w:tblPr>
       <w:tblGrid>
-        <w:gridCol w:w="2105"/>
-        <w:gridCol w:w="3481"/>
-        <w:gridCol w:w="3764"/>
+        <w:gridCol w:w="2143"/>
+        <w:gridCol w:w="3568"/>
+        <w:gridCol w:w="3865"/>
       </w:tblGrid>
       <w:tr>
         <w:tc>
@@ -3966,7 +3801,6 @@
               <w:t xml:space="preserve">Missing </w:t>
             </w:r>
             <w:proofErr w:type="spellStart"/>
-            <w:proofErr w:type="gramStart"/>
             <w:r>
               <w:rPr>
                 <w:rFonts w:ascii="Times New Roman" w:eastAsia="Times New Roman" w:hAnsi="Times New Roman" w:cs="Times New Roman"/>
@@ -3976,7 +3810,6 @@
               <w:t>reportlab</w:t>
             </w:r>
             <w:proofErr w:type="spellEnd"/>
-            <w:proofErr w:type="gramEnd"/>
             <w:r>
               <w:rPr>
                 <w:rFonts w:ascii="Times New Roman" w:eastAsia="Times New Roman" w:hAnsi="Times New Roman" w:cs="Times New Roman"/>
@@ -4119,23 +3952,13 @@
                 <w:szCs w:val="24"/>
               </w:rPr>
             </w:pPr>
-            <w:proofErr w:type="gramStart"/>
             <w:r>
               <w:rPr>
                 <w:rFonts w:ascii="Times New Roman" w:eastAsia="Times New Roman" w:hAnsi="Times New Roman" w:cs="Times New Roman"/>
                 <w:sz w:val="24"/>
                 <w:szCs w:val="24"/>
               </w:rPr>
-              <w:t>Uploaded</w:t>
-            </w:r>
-            <w:proofErr w:type="gramEnd"/>
-            <w:r>
-              <w:rPr>
-                <w:rFonts w:ascii="Times New Roman" w:eastAsia="Times New Roman" w:hAnsi="Times New Roman" w:cs="Times New Roman"/>
-                <w:sz w:val="24"/>
-                <w:szCs w:val="24"/>
-              </w:rPr>
-              <w:t xml:space="preserve"> image is smaller than 224x224</w:t>
+              <w:t>Uploaded image is smaller than 224x224</w:t>
             </w:r>
           </w:p>
         </w:tc>
@@ -4158,25 +3981,7 @@
                 <w:sz w:val="24"/>
                 <w:szCs w:val="24"/>
               </w:rPr>
-              <w:t xml:space="preserve">Upload a larger or </w:t>
-            </w:r>
-            <w:proofErr w:type="gramStart"/>
-            <w:r>
-              <w:rPr>
-                <w:rFonts w:ascii="Times New Roman" w:eastAsia="Times New Roman" w:hAnsi="Times New Roman" w:cs="Times New Roman"/>
-                <w:sz w:val="24"/>
-                <w:szCs w:val="24"/>
-              </w:rPr>
-              <w:t>correctly-sized</w:t>
-            </w:r>
-            <w:proofErr w:type="gramEnd"/>
-            <w:r>
-              <w:rPr>
-                <w:rFonts w:ascii="Times New Roman" w:eastAsia="Times New Roman" w:hAnsi="Times New Roman" w:cs="Times New Roman"/>
-                <w:sz w:val="24"/>
-                <w:szCs w:val="24"/>
-              </w:rPr>
-              <w:t xml:space="preserve"> tile</w:t>
+              <w:t>Upload a larger or correctly-sized tile</w:t>
             </w:r>
           </w:p>
         </w:tc>
@@ -4202,7 +4007,167 @@
         <w:rPr>
           <w:rFonts w:ascii="Times New Roman" w:hAnsi="Times New Roman" w:cs="Times New Roman"/>
         </w:rPr>
-        <w:pict w14:anchorId="3686BAA5">
+        <w:pict>
+          <v:rect id="_x0000_i1034" style="width:0;height:1.5pt" o:hralign="center" o:hrstd="t" o:hr="t" fillcolor="#a0a0a0" stroked="f"/>
+        </w:pict>
+      </w:r>
+    </w:p>
+    <w:p>
+      <w:pPr>
+        <w:jc w:val="center"/>
+        <w:rPr>
+          <w:rFonts w:ascii="Times New Roman" w:hAnsi="Times New Roman" w:cs="Times New Roman"/>
+          <w:b/>
+          <w:bCs/>
+        </w:rPr>
+      </w:pPr>
+      <w:r>
+        <w:rPr>
+          <w:rFonts w:ascii="Times New Roman" w:hAnsi="Times New Roman" w:cs="Times New Roman"/>
+          <w:b/>
+          <w:bCs/>
+        </w:rPr>
+        <w:t>Frequently Asked Questions (FAQ)</w:t>
+      </w:r>
+    </w:p>
+    <w:p>
+      <w:pPr>
+        <w:rPr>
+          <w:rFonts w:ascii="Times New Roman" w:hAnsi="Times New Roman" w:cs="Times New Roman"/>
+        </w:rPr>
+      </w:pPr>
+      <w:r>
+        <w:rPr>
+          <w:rFonts w:ascii="Times New Roman" w:hAnsi="Times New Roman" w:cs="Times New Roman"/>
+          <w:b/>
+          <w:bCs/>
+        </w:rPr>
+        <w:t>Can I use whole-slide images (.</w:t>
+      </w:r>
+      <w:proofErr w:type="spellStart"/>
+      <w:r>
+        <w:rPr>
+          <w:rFonts w:ascii="Times New Roman" w:hAnsi="Times New Roman" w:cs="Times New Roman"/>
+          <w:b/>
+          <w:bCs/>
+        </w:rPr>
+        <w:t>svs</w:t>
+      </w:r>
+      <w:proofErr w:type="spellEnd"/>
+      <w:r>
+        <w:rPr>
+          <w:rFonts w:ascii="Times New Roman" w:hAnsi="Times New Roman" w:cs="Times New Roman"/>
+          <w:b/>
+          <w:bCs/>
+        </w:rPr>
+        <w:t>, .</w:t>
+      </w:r>
+      <w:proofErr w:type="spellStart"/>
+      <w:r>
+        <w:rPr>
+          <w:rFonts w:ascii="Times New Roman" w:hAnsi="Times New Roman" w:cs="Times New Roman"/>
+          <w:b/>
+          <w:bCs/>
+        </w:rPr>
+        <w:t>tif</w:t>
+      </w:r>
+      <w:proofErr w:type="spellEnd"/>
+      <w:r>
+        <w:rPr>
+          <w:rFonts w:ascii="Times New Roman" w:hAnsi="Times New Roman" w:cs="Times New Roman"/>
+          <w:b/>
+          <w:bCs/>
+        </w:rPr>
+        <w:t>)?</w:t>
+      </w:r>
+      <w:r>
+        <w:rPr>
+          <w:rFonts w:ascii="Times New Roman" w:hAnsi="Times New Roman" w:cs="Times New Roman"/>
+        </w:rPr>
+        <w:br/>
+      </w:r>
+      <w:r>
+        <w:rPr>
+          <w:rFonts w:ascii="Times New Roman" w:hAnsi="Times New Roman" w:cs="Times New Roman"/>
+        </w:rPr>
+        <w:t>Yes, the pipeline will process your whole slide image into tile</w:t>
+      </w:r>
+      <w:r>
+        <w:rPr>
+          <w:rFonts w:ascii="Times New Roman" w:hAnsi="Times New Roman" w:cs="Times New Roman"/>
+        </w:rPr>
+        <w:t>.</w:t>
+      </w:r>
+    </w:p>
+    <w:p>
+      <w:pPr>
+        <w:rPr>
+          <w:rFonts w:ascii="Times New Roman" w:hAnsi="Times New Roman" w:cs="Times New Roman"/>
+        </w:rPr>
+      </w:pPr>
+      <w:r>
+        <w:rPr>
+          <w:rFonts w:ascii="Times New Roman" w:hAnsi="Times New Roman" w:cs="Times New Roman"/>
+          <w:b/>
+          <w:bCs/>
+        </w:rPr>
+        <w:t>Is this tool FDA-approved?</w:t>
+      </w:r>
+      <w:r>
+        <w:rPr>
+          <w:rFonts w:ascii="Times New Roman" w:hAnsi="Times New Roman" w:cs="Times New Roman"/>
+        </w:rPr>
+        <w:br/>
+        <w:t>No. This tool is for research and educational use only, not clinical diagnosis.</w:t>
+      </w:r>
+    </w:p>
+    <w:p>
+      <w:pPr>
+        <w:rPr>
+          <w:rFonts w:ascii="Times New Roman" w:hAnsi="Times New Roman" w:cs="Times New Roman"/>
+        </w:rPr>
+      </w:pPr>
+      <w:r>
+        <w:rPr>
+          <w:rFonts w:ascii="Times New Roman" w:hAnsi="Times New Roman" w:cs="Times New Roman"/>
+          <w:b/>
+          <w:bCs/>
+        </w:rPr>
+        <w:t>Can I retrain the model?</w:t>
+      </w:r>
+      <w:r>
+        <w:rPr>
+          <w:rFonts w:ascii="Times New Roman" w:hAnsi="Times New Roman" w:cs="Times New Roman"/>
+        </w:rPr>
+        <w:br/>
+        <w:t xml:space="preserve">Yes. Use </w:t>
+      </w:r>
+      <w:proofErr w:type="spellStart"/>
+      <w:r>
+        <w:rPr>
+          <w:rFonts w:ascii="Times New Roman" w:hAnsi="Times New Roman" w:cs="Times New Roman"/>
+        </w:rPr>
+        <w:t>train_model.ipynb</w:t>
+      </w:r>
+      <w:proofErr w:type="spellEnd"/>
+      <w:r>
+        <w:rPr>
+          <w:rFonts w:ascii="Times New Roman" w:hAnsi="Times New Roman" w:cs="Times New Roman"/>
+        </w:rPr>
+        <w:t xml:space="preserve"> to retrain on your own dataset, or use the CLI training pipeline in scripts/train_utils.py.</w:t>
+      </w:r>
+    </w:p>
+    <w:p>
+      <w:pPr>
+        <w:rPr>
+          <w:rFonts w:ascii="Times New Roman" w:hAnsi="Times New Roman" w:cs="Times New Roman"/>
+        </w:rPr>
+      </w:pPr>
+      <w:r>
+        <w:rPr>
+          <w:rFonts w:ascii="Times New Roman" w:hAnsi="Times New Roman" w:cs="Times New Roman"/>
+        </w:rPr>
+        <w:pict>
           <v:rect id="_x0000_i1035" style="width:0;height:1.5pt" o:hralign="center" o:hrstd="t" o:hr="t" fillcolor="#a0a0a0" stroked="f"/>
         </w:pict>
       </w:r>
@@ -4222,248 +4187,68 @@
           <w:b/>
           <w:bCs/>
         </w:rPr>
-        <w:t>Frequently Asked Questions (FAQ)</w:t>
-      </w:r>
-    </w:p>
-    <w:p>
-      <w:pPr>
-        <w:rPr>
-          <w:rFonts w:ascii="Times New Roman" w:hAnsi="Times New Roman" w:cs="Times New Roman"/>
-        </w:rPr>
-      </w:pPr>
-      <w:r>
-        <w:rPr>
-          <w:rFonts w:ascii="Times New Roman" w:hAnsi="Times New Roman" w:cs="Times New Roman"/>
-          <w:b/>
-          <w:bCs/>
-        </w:rPr>
-        <w:t xml:space="preserve">Can I use whole-slide images </w:t>
-      </w:r>
-      <w:proofErr w:type="gramStart"/>
-      <w:r>
-        <w:rPr>
-          <w:rFonts w:ascii="Times New Roman" w:hAnsi="Times New Roman" w:cs="Times New Roman"/>
-          <w:b/>
-          <w:bCs/>
-        </w:rPr>
-        <w:t>(.</w:t>
-      </w:r>
-      <w:proofErr w:type="spellStart"/>
-      <w:r>
-        <w:rPr>
-          <w:rFonts w:ascii="Times New Roman" w:hAnsi="Times New Roman" w:cs="Times New Roman"/>
-          <w:b/>
-          <w:bCs/>
-        </w:rPr>
-        <w:t>svs</w:t>
-      </w:r>
-      <w:proofErr w:type="spellEnd"/>
-      <w:proofErr w:type="gramEnd"/>
-      <w:r>
-        <w:rPr>
-          <w:rFonts w:ascii="Times New Roman" w:hAnsi="Times New Roman" w:cs="Times New Roman"/>
-          <w:b/>
-          <w:bCs/>
-        </w:rPr>
-        <w:t>, .</w:t>
-      </w:r>
-      <w:proofErr w:type="spellStart"/>
-      <w:r>
-        <w:rPr>
-          <w:rFonts w:ascii="Times New Roman" w:hAnsi="Times New Roman" w:cs="Times New Roman"/>
-          <w:b/>
-          <w:bCs/>
-        </w:rPr>
-        <w:t>tif</w:t>
-      </w:r>
-      <w:proofErr w:type="spellEnd"/>
-      <w:r>
-        <w:rPr>
-          <w:rFonts w:ascii="Times New Roman" w:hAnsi="Times New Roman" w:cs="Times New Roman"/>
-          <w:b/>
-          <w:bCs/>
-        </w:rPr>
-        <w:t>)?</w:t>
-      </w:r>
-      <w:r>
-        <w:rPr>
-          <w:rFonts w:ascii="Times New Roman" w:hAnsi="Times New Roman" w:cs="Times New Roman"/>
-        </w:rPr>
-        <w:br/>
-      </w:r>
-      <w:r>
-        <w:rPr>
-          <w:rFonts w:ascii="Times New Roman" w:hAnsi="Times New Roman" w:cs="Times New Roman"/>
-        </w:rPr>
-        <w:t>Yes, the pipeline will process your whole slide image into tile</w:t>
-      </w:r>
-      <w:r>
-        <w:rPr>
-          <w:rFonts w:ascii="Times New Roman" w:hAnsi="Times New Roman" w:cs="Times New Roman"/>
-        </w:rPr>
-        <w:t>.</w:t>
-      </w:r>
-    </w:p>
-    <w:p>
-      <w:pPr>
-        <w:rPr>
-          <w:rFonts w:ascii="Times New Roman" w:hAnsi="Times New Roman" w:cs="Times New Roman"/>
-        </w:rPr>
-      </w:pPr>
-      <w:r>
-        <w:rPr>
-          <w:rFonts w:ascii="Times New Roman" w:hAnsi="Times New Roman" w:cs="Times New Roman"/>
-          <w:b/>
-          <w:bCs/>
-        </w:rPr>
-        <w:t>Is this tool FDA-approved?</w:t>
-      </w:r>
-      <w:r>
-        <w:rPr>
-          <w:rFonts w:ascii="Times New Roman" w:hAnsi="Times New Roman" w:cs="Times New Roman"/>
-        </w:rPr>
-        <w:br/>
-        <w:t>No. This tool is for research and educational use only, not clinical diagnosis.</w:t>
-      </w:r>
-    </w:p>
-    <w:p>
-      <w:pPr>
-        <w:rPr>
-          <w:rFonts w:ascii="Times New Roman" w:hAnsi="Times New Roman" w:cs="Times New Roman"/>
-        </w:rPr>
-      </w:pPr>
-      <w:r>
-        <w:rPr>
-          <w:rFonts w:ascii="Times New Roman" w:hAnsi="Times New Roman" w:cs="Times New Roman"/>
-          <w:b/>
-          <w:bCs/>
-        </w:rPr>
-        <w:t>Can I retrain the model?</w:t>
-      </w:r>
-      <w:r>
-        <w:rPr>
-          <w:rFonts w:ascii="Times New Roman" w:hAnsi="Times New Roman" w:cs="Times New Roman"/>
-        </w:rPr>
-        <w:br/>
-        <w:t xml:space="preserve">Yes. Use </w:t>
-      </w:r>
-      <w:proofErr w:type="spellStart"/>
-      <w:r>
-        <w:rPr>
-          <w:rFonts w:ascii="Times New Roman" w:hAnsi="Times New Roman" w:cs="Times New Roman"/>
-        </w:rPr>
-        <w:t>train_</w:t>
-      </w:r>
-      <w:proofErr w:type="gramStart"/>
-      <w:r>
-        <w:rPr>
-          <w:rFonts w:ascii="Times New Roman" w:hAnsi="Times New Roman" w:cs="Times New Roman"/>
-        </w:rPr>
-        <w:t>model.ipynb</w:t>
-      </w:r>
-      <w:proofErr w:type="spellEnd"/>
-      <w:proofErr w:type="gramEnd"/>
-      <w:r>
-        <w:rPr>
-          <w:rFonts w:ascii="Times New Roman" w:hAnsi="Times New Roman" w:cs="Times New Roman"/>
-        </w:rPr>
-        <w:t xml:space="preserve"> to retrain on your own </w:t>
-      </w:r>
-      <w:proofErr w:type="gramStart"/>
-      <w:r>
-        <w:rPr>
-          <w:rFonts w:ascii="Times New Roman" w:hAnsi="Times New Roman" w:cs="Times New Roman"/>
-        </w:rPr>
-        <w:t>dataset, or</w:t>
-      </w:r>
-      <w:proofErr w:type="gramEnd"/>
-      <w:r>
-        <w:rPr>
-          <w:rFonts w:ascii="Times New Roman" w:hAnsi="Times New Roman" w:cs="Times New Roman"/>
-        </w:rPr>
-        <w:t xml:space="preserve"> use the CLI training pipeline in scripts/train_utils.py.</w:t>
-      </w:r>
-    </w:p>
-    <w:p>
-      <w:pPr>
-        <w:rPr>
-          <w:rFonts w:ascii="Times New Roman" w:hAnsi="Times New Roman" w:cs="Times New Roman"/>
-        </w:rPr>
-      </w:pPr>
-      <w:r>
-        <w:rPr>
-          <w:rFonts w:ascii="Times New Roman" w:hAnsi="Times New Roman" w:cs="Times New Roman"/>
-        </w:rPr>
-        <w:pict w14:anchorId="69B325EE">
+        <w:t>Help and Contact Details</w:t>
+      </w:r>
+    </w:p>
+    <w:p>
+      <w:pPr>
+        <w:ind w:left="720"/>
+        <w:rPr>
+          <w:rFonts w:ascii="Times New Roman" w:hAnsi="Times New Roman" w:cs="Times New Roman"/>
+        </w:rPr>
+      </w:pPr>
+      <w:r>
+        <w:rPr>
+          <w:rFonts w:ascii="Times New Roman" w:hAnsi="Times New Roman" w:cs="Times New Roman"/>
+        </w:rPr>
+        <w:t xml:space="preserve">Contact: </w:t>
+      </w:r>
+      <w:r>
+        <w:rPr>
+          <w:rFonts w:ascii="Times New Roman" w:hAnsi="Times New Roman" w:cs="Times New Roman"/>
+        </w:rPr>
+        <w:t>jt.22u10305@btech.nitdgp.ac.in</w:t>
+      </w:r>
+    </w:p>
+    <w:p>
+      <w:pPr>
+        <w:ind w:left="720"/>
+        <w:rPr>
+          <w:rFonts w:ascii="Times New Roman" w:hAnsi="Times New Roman" w:cs="Times New Roman"/>
+        </w:rPr>
+      </w:pPr>
+      <w:r>
+        <w:rPr>
+          <w:rFonts w:ascii="Times New Roman" w:hAnsi="Times New Roman" w:cs="Times New Roman"/>
+        </w:rPr>
+        <w:t>GitHub Repository</w:t>
+      </w:r>
+      <w:r>
+        <w:rPr>
+          <w:rFonts w:ascii="Times New Roman" w:hAnsi="Times New Roman" w:cs="Times New Roman"/>
+        </w:rPr>
+        <w:t xml:space="preserve">: </w:t>
+      </w:r>
+      <w:r>
+        <w:rPr>
+          <w:rFonts w:ascii="Times New Roman" w:hAnsi="Times New Roman" w:cs="Times New Roman"/>
+        </w:rPr>
+        <w:t>https://github.com/JayeshToshniwal/WSI-classification</w:t>
+      </w:r>
+    </w:p>
+    <w:p>
+      <w:pPr>
+        <w:rPr>
+          <w:rFonts w:ascii="Times New Roman" w:hAnsi="Times New Roman" w:cs="Times New Roman"/>
+        </w:rPr>
+      </w:pPr>
+      <w:r>
+        <w:rPr>
+          <w:rFonts w:ascii="Times New Roman" w:hAnsi="Times New Roman" w:cs="Times New Roman"/>
+        </w:rPr>
+        <w:lastRenderedPageBreak/>
+        <w:pict>
           <v:rect id="_x0000_i1036" style="width:0;height:1.5pt" o:hralign="center" o:hrstd="t" o:hr="t" fillcolor="#a0a0a0" stroked="f"/>
-        </w:pict>
-      </w:r>
-    </w:p>
-    <w:p>
-      <w:pPr>
-        <w:jc w:val="center"/>
-        <w:rPr>
-          <w:rFonts w:ascii="Times New Roman" w:hAnsi="Times New Roman" w:cs="Times New Roman"/>
-          <w:b/>
-          <w:bCs/>
-        </w:rPr>
-      </w:pPr>
-      <w:r>
-        <w:rPr>
-          <w:rFonts w:ascii="Times New Roman" w:hAnsi="Times New Roman" w:cs="Times New Roman"/>
-          <w:b/>
-          <w:bCs/>
-        </w:rPr>
-        <w:t>Help and Contact Details</w:t>
-      </w:r>
-    </w:p>
-    <w:p>
-      <w:pPr>
-        <w:ind w:left="720"/>
-        <w:rPr>
-          <w:rFonts w:ascii="Times New Roman" w:hAnsi="Times New Roman" w:cs="Times New Roman"/>
-        </w:rPr>
-      </w:pPr>
-      <w:r>
-        <w:rPr>
-          <w:rFonts w:ascii="Times New Roman" w:hAnsi="Times New Roman" w:cs="Times New Roman"/>
-        </w:rPr>
-        <w:t>Contact: JGarcia641@my.gcu.edu</w:t>
-      </w:r>
-    </w:p>
-    <w:p>
-      <w:pPr>
-        <w:ind w:left="720"/>
-        <w:rPr>
-          <w:rFonts w:ascii="Times New Roman" w:hAnsi="Times New Roman" w:cs="Times New Roman"/>
-        </w:rPr>
-      </w:pPr>
-      <w:r>
-        <w:rPr>
-          <w:rFonts w:ascii="Times New Roman" w:hAnsi="Times New Roman" w:cs="Times New Roman"/>
-        </w:rPr>
-        <w:t>GitHub Repository</w:t>
-      </w:r>
-      <w:r>
-        <w:rPr>
-          <w:rFonts w:ascii="Times New Roman" w:hAnsi="Times New Roman" w:cs="Times New Roman"/>
-        </w:rPr>
-        <w:t>: https://github.com/Jacinda-G/-lymphoid-malignancy-classification</w:t>
-      </w:r>
-    </w:p>
-    <w:p>
-      <w:pPr>
-        <w:rPr>
-          <w:rFonts w:ascii="Times New Roman" w:hAnsi="Times New Roman" w:cs="Times New Roman"/>
-        </w:rPr>
-      </w:pPr>
-      <w:r>
-        <w:rPr>
-          <w:rFonts w:ascii="Times New Roman" w:hAnsi="Times New Roman" w:cs="Times New Roman"/>
-        </w:rPr>
-        <w:lastRenderedPageBreak/>
-        <w:pict w14:anchorId="18C2FB12">
-          <v:rect id="_x0000_i1037" style="width:0;height:1.5pt" o:hralign="center" o:hrstd="t" o:hr="t" fillcolor="#a0a0a0" stroked="f"/>
         </w:pict>
       </w:r>
     </w:p>
@@ -4495,7 +4280,7 @@
           <w:bottom w:w="15" w:type="dxa"/>
           <w:right w:w="15" w:type="dxa"/>
         </w:tblCellMar>
-        <w:tblLook w:val="04A0" w:firstRow="1" w:lastRow="0" w:firstColumn="1" w:lastColumn="0" w:noHBand="0" w:noVBand="1"/>
+        <w:tblLook w:val="04A0"/>
       </w:tblPr>
       <w:tblGrid>
         <w:gridCol w:w="1182"/>
@@ -4793,8 +4578,8 @@
 </file>
 
 <file path=word/numbering.xml><?xml version="1.0" encoding="utf-8"?>
-<w:numbering xmlns:wpc="http://schemas.microsoft.com/office/word/2010/wordprocessingCanvas" xmlns:cx="http://schemas.microsoft.com/office/drawing/2014/chartex" xmlns:cx1="http://schemas.microsoft.com/office/drawing/2015/9/8/chartex" xmlns:cx2="http://schemas.microsoft.com/office/drawing/2015/10/21/chartex" xmlns:cx3="http://schemas.microsoft.com/office/drawing/2016/5/9/chartex" xmlns:cx4="http://schemas.microsoft.com/office/drawing/2016/5/10/chartex" xmlns:cx5="http://schemas.microsoft.com/office/drawing/2016/5/11/chartex" xmlns:cx6="http://schemas.microsoft.com/office/drawing/2016/5/12/chartex" xmlns:cx7="http://schemas.microsoft.com/office/drawing/2016/5/13/chartex" xmlns:cx8="http://schemas.microsoft.com/office/drawing/2016/5/14/chartex" xmlns:mc="http://schemas.openxmlformats.org/markup-compatibility/2006" xmlns:aink="http://schemas.microsoft.com/office/drawing/2016/ink" xmlns:am3d="http://schemas.microsoft.com/office/drawing/2017/model3d" xmlns:o="urn:schemas-microsoft-com:office:office" xmlns:oel="http://schemas.microsoft.com/office/2019/extlst" xmlns:r="http://schemas.openxmlformats.org/officeDocument/2006/relationships" xmlns:m="http://schemas.openxmlformats.org/officeDocument/2006/math" xmlns:v="urn:schemas-microsoft-com:vml" xmlns:wp14="http://schemas.microsoft.com/office/word/2010/wordprocessingDrawing" xmlns:wp="http://schemas.openxmlformats.org/drawingml/2006/wordprocessingDrawing" xmlns:w10="urn:schemas-microsoft-com:office:word" xmlns:w="http://schemas.openxmlformats.org/wordprocessingml/2006/main" xmlns:w14="http://schemas.microsoft.com/office/word/2010/wordml" xmlns:w15="http://schemas.microsoft.com/office/word/2012/wordml" xmlns:w16cex="http://schemas.microsoft.com/office/word/2018/wordml/cex" xmlns:w16cid="http://schemas.microsoft.com/office/word/2016/wordml/cid" xmlns:w16="http://schemas.microsoft.com/office/word/2018/wordml" xmlns:w16du="http://schemas.microsoft.com/office/word/2023/wordml/word16du" xmlns:w16sdtdh="http://schemas.microsoft.com/office/word/2020/wordml/sdtdatahash" xmlns:w16sdtfl="http://schemas.microsoft.com/office/word/2024/wordml/sdtformatlock" xmlns:w16se="http://schemas.microsoft.com/office/word/2015/wordml/symex" xmlns:wpg="http://schemas.microsoft.com/office/word/2010/wordprocessingGroup" xmlns:wpi="http://schemas.microsoft.com/office/word/2010/wordprocessingInk" xmlns:wne="http://schemas.microsoft.com/office/word/2006/wordml" xmlns:wps="http://schemas.microsoft.com/office/word/2010/wordprocessingShape" mc:Ignorable="w14 w15 w16se w16cid w16 w16cex w16sdtdh w16sdtfl w16du wp14">
-  <w:abstractNum w:abstractNumId="0" w15:restartNumberingAfterBreak="0">
+<w:numbering xmlns:ve="http://schemas.openxmlformats.org/markup-compatibility/2006" xmlns:o="urn:schemas-microsoft-com:office:office" xmlns:r="http://schemas.openxmlformats.org/officeDocument/2006/relationships" xmlns:m="http://schemas.openxmlformats.org/officeDocument/2006/math" xmlns:v="urn:schemas-microsoft-com:vml" xmlns:wp="http://schemas.openxmlformats.org/drawingml/2006/wordprocessingDrawing" xmlns:w10="urn:schemas-microsoft-com:office:word" xmlns:w="http://schemas.openxmlformats.org/wordprocessingml/2006/main" xmlns:wne="http://schemas.microsoft.com/office/word/2006/wordml">
+  <w:abstractNum w:abstractNumId="0">
     <w:nsid w:val="1ED57FF5"/>
     <w:multiLevelType w:val="multilevel"/>
     <w:tmpl w:val="4CF849EE"/>
@@ -4907,7 +4692,7 @@
       </w:pPr>
     </w:lvl>
   </w:abstractNum>
-  <w:abstractNum w:abstractNumId="1" w15:restartNumberingAfterBreak="0">
+  <w:abstractNum w:abstractNumId="1">
     <w:nsid w:val="29A14992"/>
     <w:multiLevelType w:val="multilevel"/>
     <w:tmpl w:val="7764A6AE"/>
@@ -5056,7 +4841,7 @@
       </w:rPr>
     </w:lvl>
   </w:abstractNum>
-  <w:abstractNum w:abstractNumId="2" w15:restartNumberingAfterBreak="0">
+  <w:abstractNum w:abstractNumId="2">
     <w:nsid w:val="30100927"/>
     <w:multiLevelType w:val="multilevel"/>
     <w:tmpl w:val="8DE899E0"/>
@@ -5173,7 +4958,7 @@
       </w:pPr>
     </w:lvl>
   </w:abstractNum>
-  <w:abstractNum w:abstractNumId="3" w15:restartNumberingAfterBreak="0">
+  <w:abstractNum w:abstractNumId="3">
     <w:nsid w:val="32226DD0"/>
     <w:multiLevelType w:val="multilevel"/>
     <w:tmpl w:val="0F96555C"/>
@@ -5322,7 +5107,7 @@
       </w:rPr>
     </w:lvl>
   </w:abstractNum>
-  <w:abstractNum w:abstractNumId="4" w15:restartNumberingAfterBreak="0">
+  <w:abstractNum w:abstractNumId="4">
     <w:nsid w:val="36592264"/>
     <w:multiLevelType w:val="multilevel"/>
     <w:tmpl w:val="1470638C"/>
@@ -5471,7 +5256,7 @@
       </w:rPr>
     </w:lvl>
   </w:abstractNum>
-  <w:abstractNum w:abstractNumId="5" w15:restartNumberingAfterBreak="0">
+  <w:abstractNum w:abstractNumId="5">
     <w:nsid w:val="37D41163"/>
     <w:multiLevelType w:val="multilevel"/>
     <w:tmpl w:val="8FB47240"/>
@@ -5620,7 +5405,7 @@
       </w:rPr>
     </w:lvl>
   </w:abstractNum>
-  <w:abstractNum w:abstractNumId="6" w15:restartNumberingAfterBreak="0">
+  <w:abstractNum w:abstractNumId="6">
     <w:nsid w:val="3F7D68B3"/>
     <w:multiLevelType w:val="multilevel"/>
     <w:tmpl w:val="DDD60B24"/>
@@ -5769,7 +5554,7 @@
       </w:rPr>
     </w:lvl>
   </w:abstractNum>
-  <w:abstractNum w:abstractNumId="7" w15:restartNumberingAfterBreak="0">
+  <w:abstractNum w:abstractNumId="7">
     <w:nsid w:val="53DC6E92"/>
     <w:multiLevelType w:val="multilevel"/>
     <w:tmpl w:val="64FC9F38"/>
@@ -5918,7 +5703,7 @@
       </w:rPr>
     </w:lvl>
   </w:abstractNum>
-  <w:abstractNum w:abstractNumId="8" w15:restartNumberingAfterBreak="0">
+  <w:abstractNum w:abstractNumId="8">
     <w:nsid w:val="5D375287"/>
     <w:multiLevelType w:val="multilevel"/>
     <w:tmpl w:val="A8D0CBA6"/>
@@ -6067,7 +5852,7 @@
       </w:rPr>
     </w:lvl>
   </w:abstractNum>
-  <w:abstractNum w:abstractNumId="9" w15:restartNumberingAfterBreak="0">
+  <w:abstractNum w:abstractNumId="9">
     <w:nsid w:val="644B66B3"/>
     <w:multiLevelType w:val="multilevel"/>
     <w:tmpl w:val="7EE45508"/>
@@ -6216,7 +6001,7 @@
       </w:rPr>
     </w:lvl>
   </w:abstractNum>
-  <w:abstractNum w:abstractNumId="10" w15:restartNumberingAfterBreak="0">
+  <w:abstractNum w:abstractNumId="10">
     <w:nsid w:val="75087EA8"/>
     <w:multiLevelType w:val="multilevel"/>
     <w:tmpl w:val="75B06B18"/>
@@ -6333,44 +6118,44 @@
       </w:pPr>
     </w:lvl>
   </w:abstractNum>
-  <w:num w:numId="1" w16cid:durableId="981539762">
+  <w:num w:numId="1">
     <w:abstractNumId w:val="9"/>
   </w:num>
-  <w:num w:numId="2" w16cid:durableId="992683744">
+  <w:num w:numId="2">
     <w:abstractNumId w:val="4"/>
   </w:num>
-  <w:num w:numId="3" w16cid:durableId="1891722791">
+  <w:num w:numId="3">
     <w:abstractNumId w:val="1"/>
   </w:num>
-  <w:num w:numId="4" w16cid:durableId="1163735915">
+  <w:num w:numId="4">
     <w:abstractNumId w:val="2"/>
   </w:num>
-  <w:num w:numId="5" w16cid:durableId="1616205113">
+  <w:num w:numId="5">
     <w:abstractNumId w:val="7"/>
   </w:num>
-  <w:num w:numId="6" w16cid:durableId="1129589454">
+  <w:num w:numId="6">
     <w:abstractNumId w:val="5"/>
   </w:num>
-  <w:num w:numId="7" w16cid:durableId="771633284">
+  <w:num w:numId="7">
     <w:abstractNumId w:val="8"/>
   </w:num>
-  <w:num w:numId="8" w16cid:durableId="1572503091">
+  <w:num w:numId="8">
     <w:abstractNumId w:val="0"/>
   </w:num>
-  <w:num w:numId="9" w16cid:durableId="1633638024">
+  <w:num w:numId="9">
     <w:abstractNumId w:val="6"/>
   </w:num>
-  <w:num w:numId="10" w16cid:durableId="2128548431">
+  <w:num w:numId="10">
     <w:abstractNumId w:val="10"/>
   </w:num>
-  <w:num w:numId="11" w16cid:durableId="560016714">
+  <w:num w:numId="11">
     <w:abstractNumId w:val="3"/>
   </w:num>
 </w:numbering>
 </file>
 
 <file path=word/styles.xml><?xml version="1.0" encoding="utf-8"?>
-<w:styles xmlns:mc="http://schemas.openxmlformats.org/markup-compatibility/2006" xmlns:r="http://schemas.openxmlformats.org/officeDocument/2006/relationships" xmlns:w="http://schemas.openxmlformats.org/wordprocessingml/2006/main" xmlns:w14="http://schemas.microsoft.com/office/word/2010/wordml" xmlns:w15="http://schemas.microsoft.com/office/word/2012/wordml" xmlns:w16cex="http://schemas.microsoft.com/office/word/2018/wordml/cex" xmlns:w16cid="http://schemas.microsoft.com/office/word/2016/wordml/cid" xmlns:w16="http://schemas.microsoft.com/office/word/2018/wordml" xmlns:w16du="http://schemas.microsoft.com/office/word/2023/wordml/word16du" xmlns:w16sdtdh="http://schemas.microsoft.com/office/word/2020/wordml/sdtdatahash" xmlns:w16sdtfl="http://schemas.microsoft.com/office/word/2024/wordml/sdtformatlock" xmlns:w16se="http://schemas.microsoft.com/office/word/2015/wordml/symex" mc:Ignorable="w14 w15 w16se w16cid w16 w16cex w16sdtdh w16sdtfl w16du">
+<w:styles xmlns:r="http://schemas.openxmlformats.org/officeDocument/2006/relationships" xmlns:w="http://schemas.openxmlformats.org/wordprocessingml/2006/main">
   <w:docDefaults>
     <w:rPrDefault>
       <w:rPr>
@@ -6379,7 +6164,6 @@
         <w:sz w:val="24"/>
         <w:szCs w:val="24"/>
         <w:lang w:val="en-US" w:eastAsia="en-US" w:bidi="ar-SA"/>
-        <w14:ligatures w14:val="standardContextual"/>
       </w:rPr>
     </w:rPrDefault>
     <w:pPrDefault>
@@ -6388,383 +6172,144 @@
       </w:pPr>
     </w:pPrDefault>
   </w:docDefaults>
-  <w:latentStyles w:defLockedState="0" w:defUIPriority="99" w:defSemiHidden="0" w:defUnhideWhenUsed="0" w:defQFormat="0" w:count="376">
-    <w:lsdException w:name="Normal" w:uiPriority="0" w:qFormat="1"/>
-    <w:lsdException w:name="heading 1" w:uiPriority="9" w:qFormat="1"/>
-    <w:lsdException w:name="heading 2" w:semiHidden="1" w:uiPriority="9" w:unhideWhenUsed="1" w:qFormat="1"/>
-    <w:lsdException w:name="heading 3" w:semiHidden="1" w:uiPriority="9" w:unhideWhenUsed="1" w:qFormat="1"/>
-    <w:lsdException w:name="heading 4" w:semiHidden="1" w:uiPriority="9" w:unhideWhenUsed="1" w:qFormat="1"/>
-    <w:lsdException w:name="heading 5" w:semiHidden="1" w:uiPriority="9" w:unhideWhenUsed="1" w:qFormat="1"/>
-    <w:lsdException w:name="heading 6" w:semiHidden="1" w:uiPriority="9" w:unhideWhenUsed="1" w:qFormat="1"/>
-    <w:lsdException w:name="heading 7" w:semiHidden="1" w:uiPriority="9" w:unhideWhenUsed="1" w:qFormat="1"/>
-    <w:lsdException w:name="heading 8" w:semiHidden="1" w:uiPriority="9" w:unhideWhenUsed="1" w:qFormat="1"/>
-    <w:lsdException w:name="heading 9" w:semiHidden="1" w:uiPriority="9" w:unhideWhenUsed="1" w:qFormat="1"/>
-    <w:lsdException w:name="index 1" w:semiHidden="1" w:unhideWhenUsed="1"/>
-    <w:lsdException w:name="index 2" w:semiHidden="1" w:unhideWhenUsed="1"/>
-    <w:lsdException w:name="index 3" w:semiHidden="1" w:unhideWhenUsed="1"/>
-    <w:lsdException w:name="index 4" w:semiHidden="1" w:unhideWhenUsed="1"/>
-    <w:lsdException w:name="index 5" w:semiHidden="1" w:unhideWhenUsed="1"/>
-    <w:lsdException w:name="index 6" w:semiHidden="1" w:unhideWhenUsed="1"/>
-    <w:lsdException w:name="index 7" w:semiHidden="1" w:unhideWhenUsed="1"/>
-    <w:lsdException w:name="index 8" w:semiHidden="1" w:unhideWhenUsed="1"/>
-    <w:lsdException w:name="index 9" w:semiHidden="1" w:unhideWhenUsed="1"/>
-    <w:lsdException w:name="toc 1" w:semiHidden="1" w:uiPriority="39" w:unhideWhenUsed="1"/>
-    <w:lsdException w:name="toc 2" w:semiHidden="1" w:uiPriority="39" w:unhideWhenUsed="1"/>
-    <w:lsdException w:name="toc 3" w:semiHidden="1" w:uiPriority="39" w:unhideWhenUsed="1"/>
-    <w:lsdException w:name="toc 4" w:semiHidden="1" w:uiPriority="39" w:unhideWhenUsed="1"/>
-    <w:lsdException w:name="toc 5" w:semiHidden="1" w:uiPriority="39" w:unhideWhenUsed="1"/>
-    <w:lsdException w:name="toc 6" w:semiHidden="1" w:uiPriority="39" w:unhideWhenUsed="1"/>
-    <w:lsdException w:name="toc 7" w:semiHidden="1" w:uiPriority="39" w:unhideWhenUsed="1"/>
-    <w:lsdException w:name="toc 8" w:semiHidden="1" w:uiPriority="39" w:unhideWhenUsed="1"/>
-    <w:lsdException w:name="toc 9" w:semiHidden="1" w:uiPriority="39" w:unhideWhenUsed="1"/>
-    <w:lsdException w:name="Normal Indent" w:semiHidden="1" w:unhideWhenUsed="1"/>
-    <w:lsdException w:name="footnote text" w:semiHidden="1" w:unhideWhenUsed="1"/>
-    <w:lsdException w:name="annotation text" w:semiHidden="1" w:unhideWhenUsed="1"/>
-    <w:lsdException w:name="header" w:semiHidden="1" w:unhideWhenUsed="1"/>
-    <w:lsdException w:name="footer" w:semiHidden="1" w:unhideWhenUsed="1"/>
-    <w:lsdException w:name="index heading" w:semiHidden="1" w:unhideWhenUsed="1"/>
-    <w:lsdException w:name="caption" w:semiHidden="1" w:uiPriority="35" w:unhideWhenUsed="1" w:qFormat="1"/>
-    <w:lsdException w:name="table of figures" w:semiHidden="1" w:unhideWhenUsed="1"/>
-    <w:lsdException w:name="envelope address" w:semiHidden="1" w:unhideWhenUsed="1"/>
-    <w:lsdException w:name="envelope return" w:semiHidden="1" w:unhideWhenUsed="1"/>
-    <w:lsdException w:name="footnote reference" w:semiHidden="1" w:unhideWhenUsed="1"/>
-    <w:lsdException w:name="annotation reference" w:semiHidden="1" w:unhideWhenUsed="1"/>
-    <w:lsdException w:name="line number" w:semiHidden="1" w:unhideWhenUsed="1"/>
-    <w:lsdException w:name="page number" w:semiHidden="1" w:unhideWhenUsed="1"/>
-    <w:lsdException w:name="endnote reference" w:semiHidden="1" w:unhideWhenUsed="1"/>
-    <w:lsdException w:name="endnote text" w:semiHidden="1" w:unhideWhenUsed="1"/>
-    <w:lsdException w:name="table of authorities" w:semiHidden="1" w:unhideWhenUsed="1"/>
-    <w:lsdException w:name="macro" w:semiHidden="1" w:unhideWhenUsed="1"/>
-    <w:lsdException w:name="toa heading" w:semiHidden="1" w:unhideWhenUsed="1"/>
-    <w:lsdException w:name="List" w:semiHidden="1" w:unhideWhenUsed="1"/>
-    <w:lsdException w:name="List Bullet" w:semiHidden="1" w:unhideWhenUsed="1"/>
-    <w:lsdException w:name="List Number" w:semiHidden="1" w:unhideWhenUsed="1"/>
-    <w:lsdException w:name="List 2" w:semiHidden="1" w:unhideWhenUsed="1"/>
-    <w:lsdException w:name="List 3" w:semiHidden="1" w:unhideWhenUsed="1"/>
-    <w:lsdException w:name="List 4" w:semiHidden="1" w:unhideWhenUsed="1"/>
-    <w:lsdException w:name="List 5" w:semiHidden="1" w:unhideWhenUsed="1"/>
-    <w:lsdException w:name="List Bullet 2" w:semiHidden="1" w:unhideWhenUsed="1"/>
-    <w:lsdException w:name="List Bullet 3" w:semiHidden="1" w:unhideWhenUsed="1"/>
-    <w:lsdException w:name="List Bullet 4" w:semiHidden="1" w:unhideWhenUsed="1"/>
-    <w:lsdException w:name="List Bullet 5" w:semiHidden="1" w:unhideWhenUsed="1"/>
-    <w:lsdException w:name="List Number 2" w:semiHidden="1" w:unhideWhenUsed="1"/>
-    <w:lsdException w:name="List Number 3" w:semiHidden="1" w:unhideWhenUsed="1"/>
-    <w:lsdException w:name="List Number 4" w:semiHidden="1" w:unhideWhenUsed="1"/>
-    <w:lsdException w:name="List Number 5" w:semiHidden="1" w:unhideWhenUsed="1"/>
-    <w:lsdException w:name="Title" w:uiPriority="10" w:qFormat="1"/>
-    <w:lsdException w:name="Closing" w:semiHidden="1" w:unhideWhenUsed="1"/>
-    <w:lsdException w:name="Signature" w:semiHidden="1" w:unhideWhenUsed="1"/>
-    <w:lsdException w:name="Default Paragraph Font" w:semiHidden="1" w:uiPriority="1" w:unhideWhenUsed="1"/>
-    <w:lsdException w:name="Body Text" w:semiHidden="1" w:unhideWhenUsed="1"/>
-    <w:lsdException w:name="Body Text Indent" w:semiHidden="1" w:unhideWhenUsed="1"/>
-    <w:lsdException w:name="List Continue" w:semiHidden="1" w:unhideWhenUsed="1"/>
-    <w:lsdException w:name="List Continue 2" w:semiHidden="1" w:unhideWhenUsed="1"/>
-    <w:lsdException w:name="List Continue 3" w:semiHidden="1" w:unhideWhenUsed="1"/>
-    <w:lsdException w:name="List Continue 4" w:semiHidden="1" w:unhideWhenUsed="1"/>
-    <w:lsdException w:name="List Continue 5" w:semiHidden="1" w:unhideWhenUsed="1"/>
-    <w:lsdException w:name="Message Header" w:semiHidden="1" w:unhideWhenUsed="1"/>
-    <w:lsdException w:name="Subtitle" w:uiPriority="11" w:qFormat="1"/>
-    <w:lsdException w:name="Salutation" w:semiHidden="1" w:unhideWhenUsed="1"/>
-    <w:lsdException w:name="Date" w:semiHidden="1" w:unhideWhenUsed="1"/>
-    <w:lsdException w:name="Body Text First Indent" w:semiHidden="1" w:unhideWhenUsed="1"/>
-    <w:lsdException w:name="Body Text First Indent 2" w:semiHidden="1" w:unhideWhenUsed="1"/>
-    <w:lsdException w:name="Note Heading" w:semiHidden="1" w:unhideWhenUsed="1"/>
-    <w:lsdException w:name="Body Text 2" w:semiHidden="1" w:unhideWhenUsed="1"/>
-    <w:lsdException w:name="Body Text 3" w:semiHidden="1" w:unhideWhenUsed="1"/>
-    <w:lsdException w:name="Body Text Indent 2" w:semiHidden="1" w:unhideWhenUsed="1"/>
-    <w:lsdException w:name="Body Text Indent 3" w:semiHidden="1" w:unhideWhenUsed="1"/>
-    <w:lsdException w:name="Block Text" w:semiHidden="1" w:unhideWhenUsed="1"/>
-    <w:lsdException w:name="Hyperlink" w:semiHidden="1" w:unhideWhenUsed="1"/>
-    <w:lsdException w:name="FollowedHyperlink" w:semiHidden="1" w:unhideWhenUsed="1"/>
-    <w:lsdException w:name="Strong" w:uiPriority="22" w:qFormat="1"/>
-    <w:lsdException w:name="Emphasis" w:uiPriority="20" w:qFormat="1"/>
-    <w:lsdException w:name="Document Map" w:semiHidden="1" w:unhideWhenUsed="1"/>
-    <w:lsdException w:name="Plain Text" w:semiHidden="1" w:unhideWhenUsed="1"/>
-    <w:lsdException w:name="E-mail Signature" w:semiHidden="1" w:unhideWhenUsed="1"/>
-    <w:lsdException w:name="HTML Top of Form" w:semiHidden="1" w:unhideWhenUsed="1"/>
-    <w:lsdException w:name="HTML Bottom of Form" w:semiHidden="1" w:unhideWhenUsed="1"/>
-    <w:lsdException w:name="Normal (Web)" w:semiHidden="1" w:unhideWhenUsed="1"/>
-    <w:lsdException w:name="HTML Acronym" w:semiHidden="1" w:unhideWhenUsed="1"/>
-    <w:lsdException w:name="HTML Address" w:semiHidden="1" w:unhideWhenUsed="1"/>
-    <w:lsdException w:name="HTML Cite" w:semiHidden="1" w:unhideWhenUsed="1"/>
-    <w:lsdException w:name="HTML Code" w:semiHidden="1" w:unhideWhenUsed="1"/>
-    <w:lsdException w:name="HTML Definition" w:semiHidden="1" w:unhideWhenUsed="1"/>
-    <w:lsdException w:name="HTML Keyboard" w:semiHidden="1" w:unhideWhenUsed="1"/>
-    <w:lsdException w:name="HTML Preformatted" w:semiHidden="1" w:unhideWhenUsed="1"/>
-    <w:lsdException w:name="HTML Sample" w:semiHidden="1" w:unhideWhenUsed="1"/>
-    <w:lsdException w:name="HTML Typewriter" w:semiHidden="1" w:unhideWhenUsed="1"/>
-    <w:lsdException w:name="HTML Variable" w:semiHidden="1" w:unhideWhenUsed="1"/>
-    <w:lsdException w:name="Normal Table" w:semiHidden="1" w:unhideWhenUsed="1"/>
-    <w:lsdException w:name="annotation subject" w:semiHidden="1" w:unhideWhenUsed="1"/>
-    <w:lsdException w:name="No List" w:semiHidden="1" w:unhideWhenUsed="1"/>
-    <w:lsdException w:name="Outline List 1" w:semiHidden="1" w:unhideWhenUsed="1"/>
-    <w:lsdException w:name="Outline List 2" w:semiHidden="1" w:unhideWhenUsed="1"/>
-    <w:lsdException w:name="Outline List 3" w:semiHidden="1" w:unhideWhenUsed="1"/>
-    <w:lsdException w:name="Table Simple 1" w:semiHidden="1" w:unhideWhenUsed="1"/>
-    <w:lsdException w:name="Table Simple 2" w:semiHidden="1" w:unhideWhenUsed="1"/>
-    <w:lsdException w:name="Table Simple 3" w:semiHidden="1" w:unhideWhenUsed="1"/>
-    <w:lsdException w:name="Table Classic 1" w:semiHidden="1" w:unhideWhenUsed="1"/>
-    <w:lsdException w:name="Table Classic 2" w:semiHidden="1" w:unhideWhenUsed="1"/>
-    <w:lsdException w:name="Table Classic 3" w:semiHidden="1" w:unhideWhenUsed="1"/>
-    <w:lsdException w:name="Table Classic 4" w:semiHidden="1" w:unhideWhenUsed="1"/>
-    <w:lsdException w:name="Table Colorful 1" w:semiHidden="1" w:unhideWhenUsed="1"/>
-    <w:lsdException w:name="Table Colorful 2" w:semiHidden="1" w:unhideWhenUsed="1"/>
-    <w:lsdException w:name="Table Colorful 3" w:semiHidden="1" w:unhideWhenUsed="1"/>
-    <w:lsdException w:name="Table Columns 1" w:semiHidden="1" w:unhideWhenUsed="1"/>
-    <w:lsdException w:name="Table Columns 2" w:semiHidden="1" w:unhideWhenUsed="1"/>
-    <w:lsdException w:name="Table Columns 3" w:semiHidden="1" w:unhideWhenUsed="1"/>
-    <w:lsdException w:name="Table Columns 4" w:semiHidden="1" w:unhideWhenUsed="1"/>
-    <w:lsdException w:name="Table Columns 5" w:semiHidden="1" w:unhideWhenUsed="1"/>
-    <w:lsdException w:name="Table Grid 1" w:semiHidden="1" w:unhideWhenUsed="1"/>
-    <w:lsdException w:name="Table Grid 2" w:semiHidden="1" w:unhideWhenUsed="1"/>
-    <w:lsdException w:name="Table Grid 3" w:semiHidden="1" w:unhideWhenUsed="1"/>
-    <w:lsdException w:name="Table Grid 4" w:semiHidden="1" w:unhideWhenUsed="1"/>
-    <w:lsdException w:name="Table Grid 5" w:semiHidden="1" w:unhideWhenUsed="1"/>
-    <w:lsdException w:name="Table Grid 6" w:semiHidden="1" w:unhideWhenUsed="1"/>
-    <w:lsdException w:name="Table Grid 7" w:semiHidden="1" w:unhideWhenUsed="1"/>
-    <w:lsdException w:name="Table Grid 8" w:semiHidden="1" w:unhideWhenUsed="1"/>
-    <w:lsdException w:name="Table List 1" w:semiHidden="1" w:unhideWhenUsed="1"/>
-    <w:lsdException w:name="Table List 2" w:semiHidden="1" w:unhideWhenUsed="1"/>
-    <w:lsdException w:name="Table List 3" w:semiHidden="1" w:unhideWhenUsed="1"/>
-    <w:lsdException w:name="Table List 4" w:semiHidden="1" w:unhideWhenUsed="1"/>
-    <w:lsdException w:name="Table List 5" w:semiHidden="1" w:unhideWhenUsed="1"/>
-    <w:lsdException w:name="Table List 6" w:semiHidden="1" w:unhideWhenUsed="1"/>
-    <w:lsdException w:name="Table List 7" w:semiHidden="1" w:unhideWhenUsed="1"/>
-    <w:lsdException w:name="Table List 8" w:semiHidden="1" w:unhideWhenUsed="1"/>
-    <w:lsdException w:name="Table 3D effects 1" w:semiHidden="1" w:unhideWhenUsed="1"/>
-    <w:lsdException w:name="Table 3D effects 2" w:semiHidden="1" w:unhideWhenUsed="1"/>
-    <w:lsdException w:name="Table 3D effects 3" w:semiHidden="1" w:unhideWhenUsed="1"/>
-    <w:lsdException w:name="Table Contemporary" w:semiHidden="1" w:unhideWhenUsed="1"/>
-    <w:lsdException w:name="Table Elegant" w:semiHidden="1" w:unhideWhenUsed="1"/>
-    <w:lsdException w:name="Table Professional" w:semiHidden="1" w:unhideWhenUsed="1"/>
-    <w:lsdException w:name="Table Subtle 1" w:semiHidden="1" w:unhideWhenUsed="1"/>
-    <w:lsdException w:name="Table Subtle 2" w:semiHidden="1" w:unhideWhenUsed="1"/>
-    <w:lsdException w:name="Table Web 1" w:semiHidden="1" w:unhideWhenUsed="1"/>
-    <w:lsdException w:name="Table Web 2" w:semiHidden="1" w:unhideWhenUsed="1"/>
-    <w:lsdException w:name="Table Web 3" w:semiHidden="1" w:unhideWhenUsed="1"/>
-    <w:lsdException w:name="Balloon Text" w:semiHidden="1" w:unhideWhenUsed="1"/>
-    <w:lsdException w:name="Table Grid" w:uiPriority="39"/>
-    <w:lsdException w:name="Table Theme" w:semiHidden="1" w:unhideWhenUsed="1"/>
-    <w:lsdException w:name="Placeholder Text" w:semiHidden="1"/>
-    <w:lsdException w:name="No Spacing" w:uiPriority="1" w:qFormat="1"/>
-    <w:lsdException w:name="Light Shading" w:uiPriority="60"/>
-    <w:lsdException w:name="Light List" w:uiPriority="61"/>
-    <w:lsdException w:name="Light Grid" w:uiPriority="62"/>
-    <w:lsdException w:name="Medium Shading 1" w:uiPriority="63"/>
-    <w:lsdException w:name="Medium Shading 2" w:uiPriority="64"/>
-    <w:lsdException w:name="Medium List 1" w:uiPriority="65"/>
-    <w:lsdException w:name="Medium List 2" w:uiPriority="66"/>
-    <w:lsdException w:name="Medium Grid 1" w:uiPriority="67"/>
-    <w:lsdException w:name="Medium Grid 2" w:uiPriority="68"/>
-    <w:lsdException w:name="Medium Grid 3" w:uiPriority="69"/>
-    <w:lsdException w:name="Dark List" w:uiPriority="70"/>
-    <w:lsdException w:name="Colorful Shading" w:uiPriority="71"/>
-    <w:lsdException w:name="Colorful List" w:uiPriority="72"/>
-    <w:lsdException w:name="Colorful Grid" w:uiPriority="73"/>
-    <w:lsdException w:name="Light Shading Accent 1" w:uiPriority="60"/>
-    <w:lsdException w:name="Light List Accent 1" w:uiPriority="61"/>
-    <w:lsdException w:name="Light Grid Accent 1" w:uiPriority="62"/>
-    <w:lsdException w:name="Medium Shading 1 Accent 1" w:uiPriority="63"/>
-    <w:lsdException w:name="Medium Shading 2 Accent 1" w:uiPriority="64"/>
-    <w:lsdException w:name="Medium List 1 Accent 1" w:uiPriority="65"/>
-    <w:lsdException w:name="Revision" w:semiHidden="1"/>
-    <w:lsdException w:name="List Paragraph" w:uiPriority="34" w:qFormat="1"/>
-    <w:lsdException w:name="Quote" w:uiPriority="29" w:qFormat="1"/>
-    <w:lsdException w:name="Intense Quote" w:uiPriority="30" w:qFormat="1"/>
-    <w:lsdException w:name="Medium List 2 Accent 1" w:uiPriority="66"/>
-    <w:lsdException w:name="Medium Grid 1 Accent 1" w:uiPriority="67"/>
-    <w:lsdException w:name="Medium Grid 2 Accent 1" w:uiPriority="68"/>
-    <w:lsdException w:name="Medium Grid 3 Accent 1" w:uiPriority="69"/>
-    <w:lsdException w:name="Dark List Accent 1" w:uiPriority="70"/>
-    <w:lsdException w:name="Colorful Shading Accent 1" w:uiPriority="71"/>
-    <w:lsdException w:name="Colorful List Accent 1" w:uiPriority="72"/>
-    <w:lsdException w:name="Colorful Grid Accent 1" w:uiPriority="73"/>
-    <w:lsdException w:name="Light Shading Accent 2" w:uiPriority="60"/>
-    <w:lsdException w:name="Light List Accent 2" w:uiPriority="61"/>
-    <w:lsdException w:name="Light Grid Accent 2" w:uiPriority="62"/>
-    <w:lsdException w:name="Medium Shading 1 Accent 2" w:uiPriority="63"/>
-    <w:lsdException w:name="Medium Shading 2 Accent 2" w:uiPriority="64"/>
-    <w:lsdException w:name="Medium List 1 Accent 2" w:uiPriority="65"/>
-    <w:lsdException w:name="Medium List 2 Accent 2" w:uiPriority="66"/>
-    <w:lsdException w:name="Medium Grid 1 Accent 2" w:uiPriority="67"/>
-    <w:lsdException w:name="Medium Grid 2 Accent 2" w:uiPriority="68"/>
-    <w:lsdException w:name="Medium Grid 3 Accent 2" w:uiPriority="69"/>
-    <w:lsdException w:name="Dark List Accent 2" w:uiPriority="70"/>
-    <w:lsdException w:name="Colorful Shading Accent 2" w:uiPriority="71"/>
-    <w:lsdException w:name="Colorful List Accent 2" w:uiPriority="72"/>
-    <w:lsdException w:name="Colorful Grid Accent 2" w:uiPriority="73"/>
-    <w:lsdException w:name="Light Shading Accent 3" w:uiPriority="60"/>
-    <w:lsdException w:name="Light List Accent 3" w:uiPriority="61"/>
-    <w:lsdException w:name="Light Grid Accent 3" w:uiPriority="62"/>
-    <w:lsdException w:name="Medium Shading 1 Accent 3" w:uiPriority="63"/>
-    <w:lsdException w:name="Medium Shading 2 Accent 3" w:uiPriority="64"/>
-    <w:lsdException w:name="Medium List 1 Accent 3" w:uiPriority="65"/>
-    <w:lsdException w:name="Medium List 2 Accent 3" w:uiPriority="66"/>
-    <w:lsdException w:name="Medium Grid 1 Accent 3" w:uiPriority="67"/>
-    <w:lsdException w:name="Medium Grid 2 Accent 3" w:uiPriority="68"/>
-    <w:lsdException w:name="Medium Grid 3 Accent 3" w:uiPriority="69"/>
-    <w:lsdException w:name="Dark List Accent 3" w:uiPriority="70"/>
-    <w:lsdException w:name="Colorful Shading Accent 3" w:uiPriority="71"/>
-    <w:lsdException w:name="Colorful List Accent 3" w:uiPriority="72"/>
-    <w:lsdException w:name="Colorful Grid Accent 3" w:uiPriority="73"/>
-    <w:lsdException w:name="Light Shading Accent 4" w:uiPriority="60"/>
-    <w:lsdException w:name="Light List Accent 4" w:uiPriority="61"/>
-    <w:lsdException w:name="Light Grid Accent 4" w:uiPriority="62"/>
-    <w:lsdException w:name="Medium Shading 1 Accent 4" w:uiPriority="63"/>
-    <w:lsdException w:name="Medium Shading 2 Accent 4" w:uiPriority="64"/>
-    <w:lsdException w:name="Medium List 1 Accent 4" w:uiPriority="65"/>
-    <w:lsdException w:name="Medium List 2 Accent 4" w:uiPriority="66"/>
-    <w:lsdException w:name="Medium Grid 1 Accent 4" w:uiPriority="67"/>
-    <w:lsdException w:name="Medium Grid 2 Accent 4" w:uiPriority="68"/>
-    <w:lsdException w:name="Medium Grid 3 Accent 4" w:uiPriority="69"/>
-    <w:lsdException w:name="Dark List Accent 4" w:uiPriority="70"/>
-    <w:lsdException w:name="Colorful Shading Accent 4" w:uiPriority="71"/>
-    <w:lsdException w:name="Colorful List Accent 4" w:uiPriority="72"/>
-    <w:lsdException w:name="Colorful Grid Accent 4" w:uiPriority="73"/>
-    <w:lsdException w:name="Light Shading Accent 5" w:uiPriority="60"/>
-    <w:lsdException w:name="Light List Accent 5" w:uiPriority="61"/>
-    <w:lsdException w:name="Light Grid Accent 5" w:uiPriority="62"/>
-    <w:lsdException w:name="Medium Shading 1 Accent 5" w:uiPriority="63"/>
-    <w:lsdException w:name="Medium Shading 2 Accent 5" w:uiPriority="64"/>
-    <w:lsdException w:name="Medium List 1 Accent 5" w:uiPriority="65"/>
-    <w:lsdException w:name="Medium List 2 Accent 5" w:uiPriority="66"/>
-    <w:lsdException w:name="Medium Grid 1 Accent 5" w:uiPriority="67"/>
-    <w:lsdException w:name="Medium Grid 2 Accent 5" w:uiPriority="68"/>
-    <w:lsdException w:name="Medium Grid 3 Accent 5" w:uiPriority="69"/>
-    <w:lsdException w:name="Dark List Accent 5" w:uiPriority="70"/>
-    <w:lsdException w:name="Colorful Shading Accent 5" w:uiPriority="71"/>
-    <w:lsdException w:name="Colorful List Accent 5" w:uiPriority="72"/>
-    <w:lsdException w:name="Colorful Grid Accent 5" w:uiPriority="73"/>
-    <w:lsdException w:name="Light Shading Accent 6" w:uiPriority="60"/>
-    <w:lsdException w:name="Light List Accent 6" w:uiPriority="61"/>
-    <w:lsdException w:name="Light Grid Accent 6" w:uiPriority="62"/>
-    <w:lsdException w:name="Medium Shading 1 Accent 6" w:uiPriority="63"/>
-    <w:lsdException w:name="Medium Shading 2 Accent 6" w:uiPriority="64"/>
-    <w:lsdException w:name="Medium List 1 Accent 6" w:uiPriority="65"/>
-    <w:lsdException w:name="Medium List 2 Accent 6" w:uiPriority="66"/>
-    <w:lsdException w:name="Medium Grid 1 Accent 6" w:uiPriority="67"/>
-    <w:lsdException w:name="Medium Grid 2 Accent 6" w:uiPriority="68"/>
-    <w:lsdException w:name="Medium Grid 3 Accent 6" w:uiPriority="69"/>
-    <w:lsdException w:name="Dark List Accent 6" w:uiPriority="70"/>
-    <w:lsdException w:name="Colorful Shading Accent 6" w:uiPriority="71"/>
-    <w:lsdException w:name="Colorful List Accent 6" w:uiPriority="72"/>
-    <w:lsdException w:name="Colorful Grid Accent 6" w:uiPriority="73"/>
-    <w:lsdException w:name="Subtle Emphasis" w:uiPriority="19" w:qFormat="1"/>
-    <w:lsdException w:name="Intense Emphasis" w:uiPriority="21" w:qFormat="1"/>
-    <w:lsdException w:name="Subtle Reference" w:uiPriority="31" w:qFormat="1"/>
-    <w:lsdException w:name="Intense Reference" w:uiPriority="32" w:qFormat="1"/>
-    <w:lsdException w:name="Book Title" w:uiPriority="33" w:qFormat="1"/>
-    <w:lsdException w:name="Bibliography" w:semiHidden="1" w:uiPriority="37" w:unhideWhenUsed="1"/>
-    <w:lsdException w:name="TOC Heading" w:semiHidden="1" w:uiPriority="39" w:unhideWhenUsed="1" w:qFormat="1"/>
-    <w:lsdException w:name="Plain Table 1" w:uiPriority="41"/>
-    <w:lsdException w:name="Plain Table 2" w:uiPriority="42"/>
-    <w:lsdException w:name="Plain Table 3" w:uiPriority="43"/>
-    <w:lsdException w:name="Plain Table 4" w:uiPriority="44"/>
-    <w:lsdException w:name="Plain Table 5" w:uiPriority="45"/>
-    <w:lsdException w:name="Grid Table Light" w:uiPriority="40"/>
-    <w:lsdException w:name="Grid Table 1 Light" w:uiPriority="46"/>
-    <w:lsdException w:name="Grid Table 2" w:uiPriority="47"/>
-    <w:lsdException w:name="Grid Table 3" w:uiPriority="48"/>
-    <w:lsdException w:name="Grid Table 4" w:uiPriority="49"/>
-    <w:lsdException w:name="Grid Table 5 Dark" w:uiPriority="50"/>
-    <w:lsdException w:name="Grid Table 6 Colorful" w:uiPriority="51"/>
-    <w:lsdException w:name="Grid Table 7 Colorful" w:uiPriority="52"/>
-    <w:lsdException w:name="Grid Table 1 Light Accent 1" w:uiPriority="46"/>
-    <w:lsdException w:name="Grid Table 2 Accent 1" w:uiPriority="47"/>
-    <w:lsdException w:name="Grid Table 3 Accent 1" w:uiPriority="48"/>
-    <w:lsdException w:name="Grid Table 4 Accent 1" w:uiPriority="49"/>
-    <w:lsdException w:name="Grid Table 5 Dark Accent 1" w:uiPriority="50"/>
-    <w:lsdException w:name="Grid Table 6 Colorful Accent 1" w:uiPriority="51"/>
-    <w:lsdException w:name="Grid Table 7 Colorful Accent 1" w:uiPriority="52"/>
-    <w:lsdException w:name="Grid Table 1 Light Accent 2" w:uiPriority="46"/>
-    <w:lsdException w:name="Grid Table 2 Accent 2" w:uiPriority="47"/>
-    <w:lsdException w:name="Grid Table 3 Accent 2" w:uiPriority="48"/>
-    <w:lsdException w:name="Grid Table 4 Accent 2" w:uiPriority="49"/>
-    <w:lsdException w:name="Grid Table 5 Dark Accent 2" w:uiPriority="50"/>
-    <w:lsdException w:name="Grid Table 6 Colorful Accent 2" w:uiPriority="51"/>
-    <w:lsdException w:name="Grid Table 7 Colorful Accent 2" w:uiPriority="52"/>
-    <w:lsdException w:name="Grid Table 1 Light Accent 3" w:uiPriority="46"/>
-    <w:lsdException w:name="Grid Table 2 Accent 3" w:uiPriority="47"/>
-    <w:lsdException w:name="Grid Table 3 Accent 3" w:uiPriority="48"/>
-    <w:lsdException w:name="Grid Table 4 Accent 3" w:uiPriority="49"/>
-    <w:lsdException w:name="Grid Table 5 Dark Accent 3" w:uiPriority="50"/>
-    <w:lsdException w:name="Grid Table 6 Colorful Accent 3" w:uiPriority="51"/>
-    <w:lsdException w:name="Grid Table 7 Colorful Accent 3" w:uiPriority="52"/>
-    <w:lsdException w:name="Grid Table 1 Light Accent 4" w:uiPriority="46"/>
-    <w:lsdException w:name="Grid Table 2 Accent 4" w:uiPriority="47"/>
-    <w:lsdException w:name="Grid Table 3 Accent 4" w:uiPriority="48"/>
-    <w:lsdException w:name="Grid Table 4 Accent 4" w:uiPriority="49"/>
-    <w:lsdException w:name="Grid Table 5 Dark Accent 4" w:uiPriority="50"/>
-    <w:lsdException w:name="Grid Table 6 Colorful Accent 4" w:uiPriority="51"/>
-    <w:lsdException w:name="Grid Table 7 Colorful Accent 4" w:uiPriority="52"/>
-    <w:lsdException w:name="Grid Table 1 Light Accent 5" w:uiPriority="46"/>
-    <w:lsdException w:name="Grid Table 2 Accent 5" w:uiPriority="47"/>
-    <w:lsdException w:name="Grid Table 3 Accent 5" w:uiPriority="48"/>
-    <w:lsdException w:name="Grid Table 4 Accent 5" w:uiPriority="49"/>
-    <w:lsdException w:name="Grid Table 5 Dark Accent 5" w:uiPriority="50"/>
-    <w:lsdException w:name="Grid Table 6 Colorful Accent 5" w:uiPriority="51"/>
-    <w:lsdException w:name="Grid Table 7 Colorful Accent 5" w:uiPriority="52"/>
-    <w:lsdException w:name="Grid Table 1 Light Accent 6" w:uiPriority="46"/>
-    <w:lsdException w:name="Grid Table 2 Accent 6" w:uiPriority="47"/>
-    <w:lsdException w:name="Grid Table 3 Accent 6" w:uiPriority="48"/>
-    <w:lsdException w:name="Grid Table 4 Accent 6" w:uiPriority="49"/>
-    <w:lsdException w:name="Grid Table 5 Dark Accent 6" w:uiPriority="50"/>
-    <w:lsdException w:name="Grid Table 6 Colorful Accent 6" w:uiPriority="51"/>
-    <w:lsdException w:name="Grid Table 7 Colorful Accent 6" w:uiPriority="52"/>
-    <w:lsdException w:name="List Table 1 Light" w:uiPriority="46"/>
-    <w:lsdException w:name="List Table 2" w:uiPriority="47"/>
-    <w:lsdException w:name="List Table 3" w:uiPriority="48"/>
-    <w:lsdException w:name="List Table 4" w:uiPriority="49"/>
-    <w:lsdException w:name="List Table 5 Dark" w:uiPriority="50"/>
-    <w:lsdException w:name="List Table 6 Colorful" w:uiPriority="51"/>
-    <w:lsdException w:name="List Table 7 Colorful" w:uiPriority="52"/>
-    <w:lsdException w:name="List Table 1 Light Accent 1" w:uiPriority="46"/>
-    <w:lsdException w:name="List Table 2 Accent 1" w:uiPriority="47"/>
-    <w:lsdException w:name="List Table 3 Accent 1" w:uiPriority="48"/>
-    <w:lsdException w:name="List Table 4 Accent 1" w:uiPriority="49"/>
-    <w:lsdException w:name="List Table 5 Dark Accent 1" w:uiPriority="50"/>
-    <w:lsdException w:name="List Table 6 Colorful Accent 1" w:uiPriority="51"/>
-    <w:lsdException w:name="List Table 7 Colorful Accent 1" w:uiPriority="52"/>
-    <w:lsdException w:name="List Table 1 Light Accent 2" w:uiPriority="46"/>
-    <w:lsdException w:name="List Table 2 Accent 2" w:uiPriority="47"/>
-    <w:lsdException w:name="List Table 3 Accent 2" w:uiPriority="48"/>
-    <w:lsdException w:name="List Table 4 Accent 2" w:uiPriority="49"/>
-    <w:lsdException w:name="List Table 5 Dark Accent 2" w:uiPriority="50"/>
-    <w:lsdException w:name="List Table 6 Colorful Accent 2" w:uiPriority="51"/>
-    <w:lsdException w:name="List Table 7 Colorful Accent 2" w:uiPriority="52"/>
-    <w:lsdException w:name="List Table 1 Light Accent 3" w:uiPriority="46"/>
-    <w:lsdException w:name="List Table 2 Accent 3" w:uiPriority="47"/>
-    <w:lsdException w:name="List Table 3 Accent 3" w:uiPriority="48"/>
-    <w:lsdException w:name="List Table 4 Accent 3" w:uiPriority="49"/>
-    <w:lsdException w:name="List Table 5 Dark Accent 3" w:uiPriority="50"/>
-    <w:lsdException w:name="List Table 6 Colorful Accent 3" w:uiPriority="51"/>
-    <w:lsdException w:name="List Table 7 Colorful Accent 3" w:uiPriority="52"/>
-    <w:lsdException w:name="List Table 1 Light Accent 4" w:uiPriority="46"/>
-    <w:lsdException w:name="List Table 2 Accent 4" w:uiPriority="47"/>
-    <w:lsdException w:name="List Table 3 Accent 4" w:uiPriority="48"/>
-    <w:lsdException w:name="List Table 4 Accent 4" w:uiPriority="49"/>
-    <w:lsdException w:name="List Table 5 Dark Accent 4" w:uiPriority="50"/>
-    <w:lsdException w:name="List Table 6 Colorful Accent 4" w:uiPriority="51"/>
-    <w:lsdException w:name="List Table 7 Colorful Accent 4" w:uiPriority="52"/>
-    <w:lsdException w:name="List Table 1 Light Accent 5" w:uiPriority="46"/>
-    <w:lsdException w:name="List Table 2 Accent 5" w:uiPriority="47"/>
-    <w:lsdException w:name="List Table 3 Accent 5" w:uiPriority="48"/>
-    <w:lsdException w:name="List Table 4 Accent 5" w:uiPriority="49"/>
-    <w:lsdException w:name="List Table 5 Dark Accent 5" w:uiPriority="50"/>
-    <w:lsdException w:name="List Table 6 Colorful Accent 5" w:uiPriority="51"/>
-    <w:lsdException w:name="List Table 7 Colorful Accent 5" w:uiPriority="52"/>
-    <w:lsdException w:name="List Table 1 Light Accent 6" w:uiPriority="46"/>
-    <w:lsdException w:name="List Table 2 Accent 6" w:uiPriority="47"/>
-    <w:lsdException w:name="List Table 3 Accent 6" w:uiPriority="48"/>
-    <w:lsdException w:name="List Table 4 Accent 6" w:uiPriority="49"/>
-    <w:lsdException w:name="List Table 5 Dark Accent 6" w:uiPriority="50"/>
-    <w:lsdException w:name="List Table 6 Colorful Accent 6" w:uiPriority="51"/>
-    <w:lsdException w:name="List Table 7 Colorful Accent 6" w:uiPriority="52"/>
-    <w:lsdException w:name="Mention" w:semiHidden="1" w:unhideWhenUsed="1"/>
-    <w:lsdException w:name="Smart Hyperlink" w:semiHidden="1" w:unhideWhenUsed="1"/>
-    <w:lsdException w:name="Hashtag" w:semiHidden="1" w:unhideWhenUsed="1"/>
-    <w:lsdException w:name="Unresolved Mention" w:semiHidden="1" w:unhideWhenUsed="1"/>
-    <w:lsdException w:name="Smart Link" w:semiHidden="1" w:unhideWhenUsed="1"/>
+  <w:latentStyles w:defLockedState="0" w:defUIPriority="99" w:defSemiHidden="1" w:defUnhideWhenUsed="1" w:defQFormat="0" w:count="267">
+    <w:lsdException w:name="Normal" w:semiHidden="0" w:uiPriority="0" w:unhideWhenUsed="0" w:qFormat="1"/>
+    <w:lsdException w:name="heading 1" w:semiHidden="0" w:uiPriority="9" w:unhideWhenUsed="0" w:qFormat="1"/>
+    <w:lsdException w:name="heading 2" w:uiPriority="9" w:qFormat="1"/>
+    <w:lsdException w:name="heading 3" w:uiPriority="9" w:qFormat="1"/>
+    <w:lsdException w:name="heading 4" w:uiPriority="9" w:qFormat="1"/>
+    <w:lsdException w:name="heading 5" w:uiPriority="9" w:qFormat="1"/>
+    <w:lsdException w:name="heading 6" w:uiPriority="9" w:qFormat="1"/>
+    <w:lsdException w:name="heading 7" w:uiPriority="9" w:qFormat="1"/>
+    <w:lsdException w:name="heading 8" w:uiPriority="9" w:qFormat="1"/>
+    <w:lsdException w:name="heading 9" w:uiPriority="9" w:qFormat="1"/>
+    <w:lsdException w:name="toc 1" w:uiPriority="39"/>
+    <w:lsdException w:name="toc 2" w:uiPriority="39"/>
+    <w:lsdException w:name="toc 3" w:uiPriority="39"/>
+    <w:lsdException w:name="toc 4" w:uiPriority="39"/>
+    <w:lsdException w:name="toc 5" w:uiPriority="39"/>
+    <w:lsdException w:name="toc 6" w:uiPriority="39"/>
+    <w:lsdException w:name="toc 7" w:uiPriority="39"/>
+    <w:lsdException w:name="toc 8" w:uiPriority="39"/>
+    <w:lsdException w:name="toc 9" w:uiPriority="39"/>
+    <w:lsdException w:name="caption" w:uiPriority="35" w:qFormat="1"/>
+    <w:lsdException w:name="Title" w:semiHidden="0" w:uiPriority="10" w:unhideWhenUsed="0" w:qFormat="1"/>
+    <w:lsdException w:name="Default Paragraph Font" w:uiPriority="1"/>
+    <w:lsdException w:name="Subtitle" w:semiHidden="0" w:uiPriority="11" w:unhideWhenUsed="0" w:qFormat="1"/>
+    <w:lsdException w:name="Strong" w:semiHidden="0" w:uiPriority="22" w:unhideWhenUsed="0" w:qFormat="1"/>
+    <w:lsdException w:name="Emphasis" w:semiHidden="0" w:uiPriority="20" w:unhideWhenUsed="0" w:qFormat="1"/>
+    <w:lsdException w:name="Table Grid" w:semiHidden="0" w:uiPriority="39" w:unhideWhenUsed="0"/>
+    <w:lsdException w:name="Placeholder Text" w:unhideWhenUsed="0"/>
+    <w:lsdException w:name="No Spacing" w:semiHidden="0" w:uiPriority="1" w:unhideWhenUsed="0" w:qFormat="1"/>
+    <w:lsdException w:name="Light Shading" w:semiHidden="0" w:uiPriority="60" w:unhideWhenUsed="0"/>
+    <w:lsdException w:name="Light List" w:semiHidden="0" w:uiPriority="61" w:unhideWhenUsed="0"/>
+    <w:lsdException w:name="Light Grid" w:semiHidden="0" w:uiPriority="62" w:unhideWhenUsed="0"/>
+    <w:lsdException w:name="Medium Shading 1" w:semiHidden="0" w:uiPriority="63" w:unhideWhenUsed="0"/>
+    <w:lsdException w:name="Medium Shading 2" w:semiHidden="0" w:uiPriority="64" w:unhideWhenUsed="0"/>
+    <w:lsdException w:name="Medium List 1" w:semiHidden="0" w:uiPriority="65" w:unhideWhenUsed="0"/>
+    <w:lsdException w:name="Medium List 2" w:semiHidden="0" w:uiPriority="66" w:unhideWhenUsed="0"/>
+    <w:lsdException w:name="Medium Grid 1" w:semiHidden="0" w:uiPriority="67" w:unhideWhenUsed="0"/>
+    <w:lsdException w:name="Medium Grid 2" w:semiHidden="0" w:uiPriority="68" w:unhideWhenUsed="0"/>
+    <w:lsdException w:name="Medium Grid 3" w:semiHidden="0" w:uiPriority="69" w:unhideWhenUsed="0"/>
+    <w:lsdException w:name="Dark List" w:semiHidden="0" w:uiPriority="70" w:unhideWhenUsed="0"/>
+    <w:lsdException w:name="Colorful Shading" w:semiHidden="0" w:uiPriority="71" w:unhideWhenUsed="0"/>
+    <w:lsdException w:name="Colorful List" w:semiHidden="0" w:uiPriority="72" w:unhideWhenUsed="0"/>
+    <w:lsdException w:name="Colorful Grid" w:semiHidden="0" w:uiPriority="73" w:unhideWhenUsed="0"/>
+    <w:lsdException w:name="Light Shading Accent 1" w:semiHidden="0" w:uiPriority="60" w:unhideWhenUsed="0"/>
+    <w:lsdException w:name="Light List Accent 1" w:semiHidden="0" w:uiPriority="61" w:unhideWhenUsed="0"/>
+    <w:lsdException w:name="Light Grid Accent 1" w:semiHidden="0" w:uiPriority="62" w:unhideWhenUsed="0"/>
+    <w:lsdException w:name="Medium Shading 1 Accent 1" w:semiHidden="0" w:uiPriority="63" w:unhideWhenUsed="0"/>
+    <w:lsdException w:name="Medium Shading 2 Accent 1" w:semiHidden="0" w:uiPriority="64" w:unhideWhenUsed="0"/>
+    <w:lsdException w:name="Medium List 1 Accent 1" w:semiHidden="0" w:uiPriority="65" w:unhideWhenUsed="0"/>
+    <w:lsdException w:name="Revision" w:unhideWhenUsed="0"/>
+    <w:lsdException w:name="List Paragraph" w:semiHidden="0" w:uiPriority="34" w:unhideWhenUsed="0" w:qFormat="1"/>
+    <w:lsdException w:name="Quote" w:semiHidden="0" w:uiPriority="29" w:unhideWhenUsed="0" w:qFormat="1"/>
+    <w:lsdException w:name="Intense Quote" w:semiHidden="0" w:uiPriority="30" w:unhideWhenUsed="0" w:qFormat="1"/>
+    <w:lsdException w:name="Medium List 2 Accent 1" w:semiHidden="0" w:uiPriority="66" w:unhideWhenUsed="0"/>
+    <w:lsdException w:name="Medium Grid 1 Accent 1" w:semiHidden="0" w:uiPriority="67" w:unhideWhenUsed="0"/>
+    <w:lsdException w:name="Medium Grid 2 Accent 1" w:semiHidden="0" w:uiPriority="68" w:unhideWhenUsed="0"/>
+    <w:lsdException w:name="Medium Grid 3 Accent 1" w:semiHidden="0" w:uiPriority="69" w:unhideWhenUsed="0"/>
+    <w:lsdException w:name="Dark List Accent 1" w:semiHidden="0" w:uiPriority="70" w:unhideWhenUsed="0"/>
+    <w:lsdException w:name="Colorful Shading Accent 1" w:semiHidden="0" w:uiPriority="71" w:unhideWhenUsed="0"/>
+    <w:lsdException w:name="Colorful List Accent 1" w:semiHidden="0" w:uiPriority="72" w:unhideWhenUsed="0"/>
+    <w:lsdException w:name="Colorful Grid Accent 1" w:semiHidden="0" w:uiPriority="73" w:unhideWhenUsed="0"/>
+    <w:lsdException w:name="Light Shading Accent 2" w:semiHidden="0" w:uiPriority="60" w:unhideWhenUsed="0"/>
+    <w:lsdException w:name="Light List Accent 2" w:semiHidden="0" w:uiPriority="61" w:unhideWhenUsed="0"/>
+    <w:lsdException w:name="Light Grid Accent 2" w:semiHidden="0" w:uiPriority="62" w:unhideWhenUsed="0"/>
+    <w:lsdException w:name="Medium Shading 1 Accent 2" w:semiHidden="0" w:uiPriority="63" w:unhideWhenUsed="0"/>
+    <w:lsdException w:name="Medium Shading 2 Accent 2" w:semiHidden="0" w:uiPriority="64" w:unhideWhenUsed="0"/>
+    <w:lsdException w:name="Medium List 1 Accent 2" w:semiHidden="0" w:uiPriority="65" w:unhideWhenUsed="0"/>
+    <w:lsdException w:name="Medium List 2 Accent 2" w:semiHidden="0" w:uiPriority="66" w:unhideWhenUsed="0"/>
+    <w:lsdException w:name="Medium Grid 1 Accent 2" w:semiHidden="0" w:uiPriority="67" w:unhideWhenUsed="0"/>
+    <w:lsdException w:name="Medium Grid 2 Accent 2" w:semiHidden="0" w:uiPriority="68" w:unhideWhenUsed="0"/>
+    <w:lsdException w:name="Medium Grid 3 Accent 2" w:semiHidden="0" w:uiPriority="69" w:unhideWhenUsed="0"/>
+    <w:lsdException w:name="Dark List Accent 2" w:semiHidden="0" w:uiPriority="70" w:unhideWhenUsed="0"/>
+    <w:lsdException w:name="Colorful Shading Accent 2" w:semiHidden="0" w:uiPriority="71" w:unhideWhenUsed="0"/>
+    <w:lsdException w:name="Colorful List Accent 2" w:semiHidden="0" w:uiPriority="72" w:unhideWhenUsed="0"/>
+    <w:lsdException w:name="Colorful Grid Accent 2" w:semiHidden="0" w:uiPriority="73" w:unhideWhenUsed="0"/>
+    <w:lsdException w:name="Light Shading Accent 3" w:semiHidden="0" w:uiPriority="60" w:unhideWhenUsed="0"/>
+    <w:lsdException w:name="Light List Accent 3" w:semiHidden="0" w:uiPriority="61" w:unhideWhenUsed="0"/>
+    <w:lsdException w:name="Light Grid Accent 3" w:semiHidden="0" w:uiPriority="62" w:unhideWhenUsed="0"/>
+    <w:lsdException w:name="Medium Shading 1 Accent 3" w:semiHidden="0" w:uiPriority="63" w:unhideWhenUsed="0"/>
+    <w:lsdException w:name="Medium Shading 2 Accent 3" w:semiHidden="0" w:uiPriority="64" w:unhideWhenUsed="0"/>
+    <w:lsdException w:name="Medium List 1 Accent 3" w:semiHidden="0" w:uiPriority="65" w:unhideWhenUsed="0"/>
+    <w:lsdException w:name="Medium List 2 Accent 3" w:semiHidden="0" w:uiPriority="66" w:unhideWhenUsed="0"/>
+    <w:lsdException w:name="Medium Grid 1 Accent 3" w:semiHidden="0" w:uiPriority="67" w:unhideWhenUsed="0"/>
+    <w:lsdException w:name="Medium Grid 2 Accent 3" w:semiHidden="0" w:uiPriority="68" w:unhideWhenUsed="0"/>
+    <w:lsdException w:name="Medium Grid 3 Accent 3" w:semiHidden="0" w:uiPriority="69" w:unhideWhenUsed="0"/>
+    <w:lsdException w:name="Dark List Accent 3" w:semiHidden="0" w:uiPriority="70" w:unhideWhenUsed="0"/>
+    <w:lsdException w:name="Colorful Shading Accent 3" w:semiHidden="0" w:uiPriority="71" w:unhideWhenUsed="0"/>
+    <w:lsdException w:name="Colorful List Accent 3" w:semiHidden="0" w:uiPriority="72" w:unhideWhenUsed="0"/>
+    <w:lsdException w:name="Colorful Grid Accent 3" w:semiHidden="0" w:uiPriority="73" w:unhideWhenUsed="0"/>
+    <w:lsdException w:name="Light Shading Accent 4" w:semiHidden="0" w:uiPriority="60" w:unhideWhenUsed="0"/>
+    <w:lsdException w:name="Light List Accent 4" w:semiHidden="0" w:uiPriority="61" w:unhideWhenUsed="0"/>
+    <w:lsdException w:name="Light Grid Accent 4" w:semiHidden="0" w:uiPriority="62" w:unhideWhenUsed="0"/>
+    <w:lsdException w:name="Medium Shading 1 Accent 4" w:semiHidden="0" w:uiPriority="63" w:unhideWhenUsed="0"/>
+    <w:lsdException w:name="Medium Shading 2 Accent 4" w:semiHidden="0" w:uiPriority="64" w:unhideWhenUsed="0"/>
+    <w:lsdException w:name="Medium List 1 Accent 4" w:semiHidden="0" w:uiPriority="65" w:unhideWhenUsed="0"/>
+    <w:lsdException w:name="Medium List 2 Accent 4" w:semiHidden="0" w:uiPriority="66" w:unhideWhenUsed="0"/>
+    <w:lsdException w:name="Medium Grid 1 Accent 4" w:semiHidden="0" w:uiPriority="67" w:unhideWhenUsed="0"/>
+    <w:lsdException w:name="Medium Grid 2 Accent 4" w:semiHidden="0" w:uiPriority="68" w:unhideWhenUsed="0"/>
+    <w:lsdException w:name="Medium Grid 3 Accent 4" w:semiHidden="0" w:uiPriority="69" w:unhideWhenUsed="0"/>
+    <w:lsdException w:name="Dark List Accent 4" w:semiHidden="0" w:uiPriority="70" w:unhideWhenUsed="0"/>
+    <w:lsdException w:name="Colorful Shading Accent 4" w:semiHidden="0" w:uiPriority="71" w:unhideWhenUsed="0"/>
+    <w:lsdException w:name="Colorful List Accent 4" w:semiHidden="0" w:uiPriority="72" w:unhideWhenUsed="0"/>
+    <w:lsdException w:name="Colorful Grid Accent 4" w:semiHidden="0" w:uiPriority="73" w:unhideWhenUsed="0"/>
+    <w:lsdException w:name="Light Shading Accent 5" w:semiHidden="0" w:uiPriority="60" w:unhideWhenUsed="0"/>
+    <w:lsdException w:name="Light List Accent 5" w:semiHidden="0" w:uiPriority="61" w:unhideWhenUsed="0"/>
+    <w:lsdException w:name="Light Grid Accent 5" w:semiHidden="0" w:uiPriority="62" w:unhideWhenUsed="0"/>
+    <w:lsdException w:name="Medium Shading 1 Accent 5" w:semiHidden="0" w:uiPriority="63" w:unhideWhenUsed="0"/>
+    <w:lsdException w:name="Medium Shading 2 Accent 5" w:semiHidden="0" w:uiPriority="64" w:unhideWhenUsed="0"/>
+    <w:lsdException w:name="Medium List 1 Accent 5" w:semiHidden="0" w:uiPriority="65" w:unhideWhenUsed="0"/>
+    <w:lsdException w:name="Medium List 2 Accent 5" w:semiHidden="0" w:uiPriority="66" w:unhideWhenUsed="0"/>
+    <w:lsdException w:name="Medium Grid 1 Accent 5" w:semiHidden="0" w:uiPriority="67" w:unhideWhenUsed="0"/>
+    <w:lsdException w:name="Medium Grid 2 Accent 5" w:semiHidden="0" w:uiPriority="68" w:unhideWhenUsed="0"/>
+    <w:lsdException w:name="Medium Grid 3 Accent 5" w:semiHidden="0" w:uiPriority="69" w:unhideWhenUsed="0"/>
+    <w:lsdException w:name="Dark List Accent 5" w:semiHidden="0" w:uiPriority="70" w:unhideWhenUsed="0"/>
+    <w:lsdException w:name="Colorful Shading Accent 5" w:semiHidden="0" w:uiPriority="71" w:unhideWhenUsed="0"/>
+    <w:lsdException w:name="Colorful List Accent 5" w:semiHidden="0" w:uiPriority="72" w:unhideWhenUsed="0"/>
+    <w:lsdException w:name="Colorful Grid Accent 5" w:semiHidden="0" w:uiPriority="73" w:unhideWhenUsed="0"/>
+    <w:lsdException w:name="Light Shading Accent 6" w:semiHidden="0" w:uiPriority="60" w:unhideWhenUsed="0"/>
+    <w:lsdException w:name="Light List Accent 6" w:semiHidden="0" w:uiPriority="61" w:unhideWhenUsed="0"/>
+    <w:lsdException w:name="Light Grid Accent 6" w:semiHidden="0" w:uiPriority="62" w:unhideWhenUsed="0"/>
+    <w:lsdException w:name="Medium Shading 1 Accent 6" w:semiHidden="0" w:uiPriority="63" w:unhideWhenUsed="0"/>
+    <w:lsdException w:name="Medium Shading 2 Accent 6" w:semiHidden="0" w:uiPriority="64" w:unhideWhenUsed="0"/>
+    <w:lsdException w:name="Medium List 1 Accent 6" w:semiHidden="0" w:uiPriority="65" w:unhideWhenUsed="0"/>
+    <w:lsdException w:name="Medium List 2 Accent 6" w:semiHidden="0" w:uiPriority="66" w:unhideWhenUsed="0"/>
+    <w:lsdException w:name="Medium Grid 1 Accent 6" w:semiHidden="0" w:uiPriority="67" w:unhideWhenUsed="0"/>
+    <w:lsdException w:name="Medium Grid 2 Accent 6" w:semiHidden="0" w:uiPriority="68" w:unhideWhenUsed="0"/>
+    <w:lsdException w:name="Medium Grid 3 Accent 6" w:semiHidden="0" w:uiPriority="69" w:unhideWhenUsed="0"/>
+    <w:lsdException w:name="Dark List Accent 6" w:semiHidden="0" w:uiPriority="70" w:unhideWhenUsed="0"/>
+    <w:lsdException w:name="Colorful Shading Accent 6" w:semiHidden="0" w:uiPriority="71" w:unhideWhenUsed="0"/>
+    <w:lsdException w:name="Colorful List Accent 6" w:semiHidden="0" w:uiPriority="72" w:unhideWhenUsed="0"/>
+    <w:lsdException w:name="Colorful Grid Accent 6" w:semiHidden="0" w:uiPriority="73" w:unhideWhenUsed="0"/>
+    <w:lsdException w:name="Subtle Emphasis" w:semiHidden="0" w:uiPriority="19" w:unhideWhenUsed="0" w:qFormat="1"/>
+    <w:lsdException w:name="Intense Emphasis" w:semiHidden="0" w:uiPriority="21" w:unhideWhenUsed="0" w:qFormat="1"/>
+    <w:lsdException w:name="Subtle Reference" w:semiHidden="0" w:uiPriority="31" w:unhideWhenUsed="0" w:qFormat="1"/>
+    <w:lsdException w:name="Intense Reference" w:semiHidden="0" w:uiPriority="32" w:unhideWhenUsed="0" w:qFormat="1"/>
+    <w:lsdException w:name="Book Title" w:semiHidden="0" w:uiPriority="33" w:unhideWhenUsed="0" w:qFormat="1"/>
+    <w:lsdException w:name="Bibliography" w:uiPriority="37"/>
+    <w:lsdException w:name="TOC Heading" w:uiPriority="39" w:qFormat="1"/>
   </w:latentStyles>
   <w:style w:type="paragraph" w:default="1" w:styleId="Normal">
     <w:name w:val="Normal"/>
@@ -6981,6 +6526,7 @@
     <w:uiPriority w:val="99"/>
     <w:semiHidden/>
     <w:unhideWhenUsed/>
+    <w:qFormat/>
     <w:tblPr>
       <w:tblInd w:w="0" w:type="dxa"/>
       <w:tblCellMar>
@@ -7296,6 +6842,7 @@
       <w:spacing w:after="0" w:line="240" w:lineRule="auto"/>
     </w:pPr>
     <w:tblPr>
+      <w:tblInd w:w="0" w:type="dxa"/>
       <w:tblBorders>
         <w:top w:val="single" w:sz="4" w:space="0" w:color="auto"/>
         <w:left w:val="single" w:sz="4" w:space="0" w:color="auto"/>
@@ -7304,12 +6851,18 @@
         <w:insideH w:val="single" w:sz="4" w:space="0" w:color="auto"/>
         <w:insideV w:val="single" w:sz="4" w:space="0" w:color="auto"/>
       </w:tblBorders>
+      <w:tblCellMar>
+        <w:top w:w="0" w:type="dxa"/>
+        <w:left w:w="108" w:type="dxa"/>
+        <w:bottom w:w="0" w:type="dxa"/>
+        <w:right w:w="108" w:type="dxa"/>
+      </w:tblCellMar>
     </w:tblPr>
   </w:style>
   <w:style w:type="table" w:customStyle="1" w:styleId="TableGridLight1">
     <w:name w:val="Table Grid Light1"/>
     <w:basedOn w:val="TableNormal"/>
-    <w:next w:val="TableGridLight"/>
+    <w:next w:val="GridTableLight"/>
     <w:uiPriority w:val="40"/>
     <w:rsid w:val="00064710"/>
     <w:pPr>
@@ -7320,9 +6873,9 @@
       <w:kern w:val="0"/>
       <w:sz w:val="22"/>
       <w:szCs w:val="22"/>
-      <w14:ligatures w14:val="none"/>
     </w:rPr>
     <w:tblPr>
+      <w:tblInd w:w="0" w:type="dxa"/>
       <w:tblBorders>
         <w:top w:val="single" w:sz="4" w:space="0" w:color="BFBFBF"/>
         <w:left w:val="single" w:sz="4" w:space="0" w:color="BFBFBF"/>
@@ -7331,9 +6884,15 @@
         <w:insideH w:val="single" w:sz="4" w:space="0" w:color="BFBFBF"/>
         <w:insideV w:val="single" w:sz="4" w:space="0" w:color="BFBFBF"/>
       </w:tblBorders>
+      <w:tblCellMar>
+        <w:top w:w="0" w:type="dxa"/>
+        <w:left w:w="108" w:type="dxa"/>
+        <w:bottom w:w="0" w:type="dxa"/>
+        <w:right w:w="108" w:type="dxa"/>
+      </w:tblCellMar>
     </w:tblPr>
   </w:style>
-  <w:style w:type="table" w:styleId="TableGridLight">
+  <w:style w:type="table" w:customStyle="1" w:styleId="GridTableLight">
     <w:name w:val="Grid Table Light"/>
     <w:basedOn w:val="TableNormal"/>
     <w:uiPriority w:val="40"/>
@@ -7342,6 +6901,7 @@
       <w:spacing w:after="0" w:line="240" w:lineRule="auto"/>
     </w:pPr>
     <w:tblPr>
+      <w:tblInd w:w="0" w:type="dxa"/>
       <w:tblBorders>
         <w:top w:val="single" w:sz="4" w:space="0" w:color="BFBFBF" w:themeColor="background1" w:themeShade="BF"/>
         <w:left w:val="single" w:sz="4" w:space="0" w:color="BFBFBF" w:themeColor="background1" w:themeShade="BF"/>
@@ -7350,7 +6910,43 @@
         <w:insideH w:val="single" w:sz="4" w:space="0" w:color="BFBFBF" w:themeColor="background1" w:themeShade="BF"/>
         <w:insideV w:val="single" w:sz="4" w:space="0" w:color="BFBFBF" w:themeColor="background1" w:themeShade="BF"/>
       </w:tblBorders>
+      <w:tblCellMar>
+        <w:top w:w="0" w:type="dxa"/>
+        <w:left w:w="108" w:type="dxa"/>
+        <w:bottom w:w="0" w:type="dxa"/>
+        <w:right w:w="108" w:type="dxa"/>
+      </w:tblCellMar>
     </w:tblPr>
+  </w:style>
+  <w:style w:type="paragraph" w:styleId="BalloonText">
+    <w:name w:val="Balloon Text"/>
+    <w:basedOn w:val="Normal"/>
+    <w:link w:val="BalloonTextChar"/>
+    <w:uiPriority w:val="99"/>
+    <w:semiHidden/>
+    <w:unhideWhenUsed/>
+    <w:rsid w:val="001E0B4B"/>
+    <w:pPr>
+      <w:spacing w:after="0" w:line="240" w:lineRule="auto"/>
+    </w:pPr>
+    <w:rPr>
+      <w:rFonts w:ascii="Tahoma" w:hAnsi="Tahoma" w:cs="Tahoma"/>
+      <w:sz w:val="16"/>
+      <w:szCs w:val="16"/>
+    </w:rPr>
+  </w:style>
+  <w:style w:type="character" w:customStyle="1" w:styleId="BalloonTextChar">
+    <w:name w:val="Balloon Text Char"/>
+    <w:basedOn w:val="DefaultParagraphFont"/>
+    <w:link w:val="BalloonText"/>
+    <w:uiPriority w:val="99"/>
+    <w:semiHidden/>
+    <w:rsid w:val="001E0B4B"/>
+    <w:rPr>
+      <w:rFonts w:ascii="Tahoma" w:hAnsi="Tahoma" w:cs="Tahoma"/>
+      <w:sz w:val="16"/>
+      <w:szCs w:val="16"/>
+    </w:rPr>
   </w:style>
 </w:styles>
 </file>
@@ -7398,7 +6994,7 @@
     </a:clrScheme>
     <a:fontScheme name="Office">
       <a:majorFont>
-        <a:latin typeface="Aptos Display" panose="02110004020202020204"/>
+        <a:latin typeface="Aptos Display"/>
         <a:ea typeface=""/>
         <a:cs typeface=""/>
         <a:font script="Jpan" typeface="游ゴシック Light"/>
@@ -7450,7 +7046,7 @@
         <a:font script="Tfng" typeface="Ebrima"/>
       </a:majorFont>
       <a:minorFont>
-        <a:latin typeface="Aptos" panose="02110004020202020204"/>
+        <a:latin typeface="Aptos"/>
         <a:ea typeface=""/>
         <a:cs typeface=""/>
         <a:font script="Jpan" typeface="游明朝"/>
@@ -7664,7 +7260,7 @@
   <a:extraClrSchemeLst/>
   <a:extLst>
     <a:ext uri="{05A4C25C-085E-4340-85A3-A5531E510DB2}">
-      <thm15:themeFamily xmlns:thm15="http://schemas.microsoft.com/office/thememl/2012/main" name="Office Theme" id="{2E142A2C-CD16-42D6-873A-C26D2A0506FA}" vid="{1BDDFF52-6CD6-40A5-AB3C-68EB2F1E4D0A}"/>
+      <thm15:themeFamily xmlns:thm15="http://schemas.microsoft.com/office/thememl/2012/main" xmlns="" name="Office Theme" id="{2E142A2C-CD16-42D6-873A-C26D2A0506FA}" vid="{1BDDFF52-6CD6-40A5-AB3C-68EB2F1E4D0A}"/>
     </a:ext>
   </a:extLst>
 </a:theme>
